--- a/Research Paper/Details of Project/GraphRAG_Implementation.docx
+++ b/Research Paper/Details of Project/GraphRAG_Implementation.docx
@@ -6359,7 +6359,7 @@
       </w:pPr>
       <w:r>
         <w:pict w14:anchorId="2E4C20CF">
-          <v:rect id="_x0000_i1079" style="width:0;height:1.5pt" o:hralign="center" o:hrstd="t" o:hr="t" fillcolor="#a0a0a0" stroked="f"/>
+          <v:rect id="_x0000_i1025" style="width:0;height:1.5pt" o:hralign="center" o:hrstd="t" o:hr="t" fillcolor="#a0a0a0" stroked="f"/>
         </w:pict>
       </w:r>
     </w:p>
@@ -6598,7 +6598,7 @@
       </w:pPr>
       <w:r>
         <w:pict w14:anchorId="399382B6">
-          <v:rect id="_x0000_i1080" style="width:0;height:1.5pt" o:hralign="center" o:hrstd="t" o:hr="t" fillcolor="#a0a0a0" stroked="f"/>
+          <v:rect id="_x0000_i1026" style="width:0;height:1.5pt" o:hralign="center" o:hrstd="t" o:hr="t" fillcolor="#a0a0a0" stroked="f"/>
         </w:pict>
       </w:r>
     </w:p>
@@ -6803,7 +6803,7 @@
       </w:pPr>
       <w:r>
         <w:pict w14:anchorId="6B0A4DF7">
-          <v:rect id="_x0000_i1081" style="width:0;height:1.5pt" o:hralign="center" o:hrstd="t" o:hr="t" fillcolor="#a0a0a0" stroked="f"/>
+          <v:rect id="_x0000_i1027" style="width:0;height:1.5pt" o:hralign="center" o:hrstd="t" o:hr="t" fillcolor="#a0a0a0" stroked="f"/>
         </w:pict>
       </w:r>
     </w:p>
@@ -6987,7 +6987,7 @@
       </w:pPr>
       <w:r>
         <w:pict w14:anchorId="055DF25F">
-          <v:rect id="_x0000_i1082" style="width:0;height:1.5pt" o:hralign="center" o:hrstd="t" o:hr="t" fillcolor="#a0a0a0" stroked="f"/>
+          <v:rect id="_x0000_i1028" style="width:0;height:1.5pt" o:hralign="center" o:hrstd="t" o:hr="t" fillcolor="#a0a0a0" stroked="f"/>
         </w:pict>
       </w:r>
     </w:p>
@@ -7100,7 +7100,7 @@
       </w:pPr>
       <w:r>
         <w:pict w14:anchorId="0027E0E3">
-          <v:rect id="_x0000_i1083" style="width:0;height:1.5pt" o:hralign="center" o:hrstd="t" o:hr="t" fillcolor="#a0a0a0" stroked="f"/>
+          <v:rect id="_x0000_i1029" style="width:0;height:1.5pt" o:hralign="center" o:hrstd="t" o:hr="t" fillcolor="#a0a0a0" stroked="f"/>
         </w:pict>
       </w:r>
     </w:p>
@@ -7370,7 +7370,7 @@
       </w:pPr>
       <w:r>
         <w:pict w14:anchorId="14EB04B0">
-          <v:rect id="_x0000_i1084" style="width:0;height:1.5pt" o:hralign="center" o:hrstd="t" o:hr="t" fillcolor="#a0a0a0" stroked="f"/>
+          <v:rect id="_x0000_i1030" style="width:0;height:1.5pt" o:hralign="center" o:hrstd="t" o:hr="t" fillcolor="#a0a0a0" stroked="f"/>
         </w:pict>
       </w:r>
     </w:p>
@@ -7566,7 +7566,7 @@
       </w:pPr>
       <w:r>
         <w:pict w14:anchorId="171F8B77">
-          <v:rect id="_x0000_i1085" style="width:0;height:1.5pt" o:hralign="center" o:hrstd="t" o:hr="t" fillcolor="#a0a0a0" stroked="f"/>
+          <v:rect id="_x0000_i1031" style="width:0;height:1.5pt" o:hralign="center" o:hrstd="t" o:hr="t" fillcolor="#a0a0a0" stroked="f"/>
         </w:pict>
       </w:r>
     </w:p>
@@ -7891,7 +7891,7 @@
       </w:pPr>
       <w:r>
         <w:pict w14:anchorId="30360691">
-          <v:rect id="_x0000_i1086" style="width:0;height:1.5pt" o:hralign="center" o:hrstd="t" o:hr="t" fillcolor="#a0a0a0" stroked="f"/>
+          <v:rect id="_x0000_i1032" style="width:0;height:1.5pt" o:hralign="center" o:hrstd="t" o:hr="t" fillcolor="#a0a0a0" stroked="f"/>
         </w:pict>
       </w:r>
     </w:p>
@@ -7995,7 +7995,7 @@
       </w:pPr>
       <w:r>
         <w:pict w14:anchorId="23A6A666">
-          <v:rect id="_x0000_i1087" style="width:0;height:1.5pt" o:hralign="center" o:hrstd="t" o:hr="t" fillcolor="#a0a0a0" stroked="f"/>
+          <v:rect id="_x0000_i1033" style="width:0;height:1.5pt" o:hralign="center" o:hrstd="t" o:hr="t" fillcolor="#a0a0a0" stroked="f"/>
         </w:pict>
       </w:r>
     </w:p>
@@ -8142,6 +8142,4585 @@
       <w:r>
         <w:t xml:space="preserve">    └── test_evaluation_endpoint.py</w:t>
       </w:r>
+    </w:p>
+    <w:p>
+      <w:pPr>
+        <w:spacing w:after="200"/>
+      </w:pPr>
+    </w:p>
+    <w:p>
+      <w:pPr>
+        <w:spacing w:after="200"/>
+      </w:pPr>
+    </w:p>
+    <w:p>
+      <w:pPr>
+        <w:spacing w:after="200"/>
+      </w:pPr>
+    </w:p>
+    <w:p>
+      <w:pPr>
+        <w:spacing w:after="200"/>
+      </w:pPr>
+    </w:p>
+    <w:p>
+      <w:pPr>
+        <w:spacing w:after="200"/>
+      </w:pPr>
+    </w:p>
+    <w:p>
+      <w:pPr>
+        <w:spacing w:after="200"/>
+        <w:rPr>
+          <w:b/>
+          <w:bCs/>
+        </w:rPr>
+      </w:pPr>
+      <w:r>
+        <w:rPr>
+          <w:b/>
+          <w:bCs/>
+        </w:rPr>
+        <w:t>Phase 1 — Project Infrastructure &amp; DevOps</w:t>
+      </w:r>
+    </w:p>
+    <w:p>
+      <w:pPr>
+        <w:spacing w:after="200"/>
+      </w:pPr>
+      <w:r>
+        <w:rPr>
+          <w:i/>
+          <w:iCs/>
+        </w:rPr>
+        <w:t>Everything needed before the frontend can run. ~1 day.</w:t>
+      </w:r>
+    </w:p>
+    <w:p>
+      <w:pPr>
+        <w:spacing w:after="200"/>
+        <w:rPr>
+          <w:b/>
+          <w:bCs/>
+        </w:rPr>
+      </w:pPr>
+      <w:r>
+        <w:rPr>
+          <w:b/>
+          <w:bCs/>
+        </w:rPr>
+        <w:t>1.1 Root-level config files</w:t>
+      </w:r>
+    </w:p>
+    <w:p>
+      <w:pPr>
+        <w:spacing w:after="200"/>
+      </w:pPr>
+      <w:r>
+        <w:t>README.md                    # Full setup guide, architecture overview, usage</w:t>
+      </w:r>
+    </w:p>
+    <w:p>
+      <w:pPr>
+        <w:spacing w:after="200"/>
+      </w:pPr>
+      <w:proofErr w:type="gramStart"/>
+      <w:r>
+        <w:t>.</w:t>
+      </w:r>
+      <w:proofErr w:type="spellStart"/>
+      <w:r>
+        <w:t>env</w:t>
+      </w:r>
+      <w:proofErr w:type="gramEnd"/>
+      <w:r>
+        <w:t>.example</w:t>
+      </w:r>
+      <w:proofErr w:type="spellEnd"/>
+      <w:r>
+        <w:t xml:space="preserve">                 # All env vars documented with safe defaults</w:t>
+      </w:r>
+    </w:p>
+    <w:p>
+      <w:pPr>
+        <w:spacing w:after="200"/>
+      </w:pPr>
+      <w:proofErr w:type="spellStart"/>
+      <w:proofErr w:type="gramStart"/>
+      <w:r>
+        <w:t>pyproject.toml</w:t>
+      </w:r>
+      <w:proofErr w:type="spellEnd"/>
+      <w:proofErr w:type="gramEnd"/>
+      <w:r>
+        <w:t xml:space="preserve">               # Root-level: ruff, black, </w:t>
+      </w:r>
+      <w:proofErr w:type="spellStart"/>
+      <w:r>
+        <w:t>mypy</w:t>
+      </w:r>
+      <w:proofErr w:type="spellEnd"/>
+      <w:r>
+        <w:t xml:space="preserve">, </w:t>
+      </w:r>
+      <w:proofErr w:type="spellStart"/>
+      <w:r>
+        <w:t>pytest</w:t>
+      </w:r>
+      <w:proofErr w:type="spellEnd"/>
+      <w:r>
+        <w:t xml:space="preserve"> config</w:t>
+      </w:r>
+    </w:p>
+    <w:p>
+      <w:pPr>
+        <w:spacing w:after="200"/>
+      </w:pPr>
+      <w:r>
+        <w:t>requirements.txt             # Production Python deps (matches backend/requirements.txt)</w:t>
+      </w:r>
+    </w:p>
+    <w:p>
+      <w:pPr>
+        <w:spacing w:after="200"/>
+      </w:pPr>
+      <w:r>
+        <w:t xml:space="preserve">requirements-dev.txt         # Dev extras: </w:t>
+      </w:r>
+      <w:proofErr w:type="spellStart"/>
+      <w:r>
+        <w:t>pytest</w:t>
+      </w:r>
+      <w:proofErr w:type="spellEnd"/>
+      <w:r>
+        <w:t xml:space="preserve">, ruff, black, </w:t>
+      </w:r>
+      <w:proofErr w:type="spellStart"/>
+      <w:r>
+        <w:t>mypy</w:t>
+      </w:r>
+      <w:proofErr w:type="spellEnd"/>
+      <w:r>
+        <w:t>, pre-commit</w:t>
+      </w:r>
+    </w:p>
+    <w:p>
+      <w:pPr>
+        <w:spacing w:after="200"/>
+      </w:pPr>
+      <w:r>
+        <w:t>LICENSE                      # MIT or Apache 2.0</w:t>
+      </w:r>
+    </w:p>
+    <w:p>
+      <w:pPr>
+        <w:spacing w:after="200"/>
+        <w:rPr>
+          <w:b/>
+          <w:bCs/>
+        </w:rPr>
+      </w:pPr>
+      <w:r>
+        <w:rPr>
+          <w:b/>
+          <w:bCs/>
+        </w:rPr>
+        <w:t>1.2 Docker — complete the compose files</w:t>
+      </w:r>
+    </w:p>
+    <w:p>
+      <w:pPr>
+        <w:spacing w:after="200"/>
+      </w:pPr>
+      <w:r>
+        <w:t>docker-</w:t>
+      </w:r>
+      <w:proofErr w:type="spellStart"/>
+      <w:r>
+        <w:t>compose.yml</w:t>
+      </w:r>
+      <w:proofErr w:type="spellEnd"/>
+      <w:r>
+        <w:t xml:space="preserve">           # ADD frontend service (currently </w:t>
+      </w:r>
+      <w:proofErr w:type="spellStart"/>
+      <w:r>
+        <w:t>backend+redis</w:t>
+      </w:r>
+      <w:proofErr w:type="spellEnd"/>
+      <w:r>
+        <w:t xml:space="preserve"> only)</w:t>
+      </w:r>
+    </w:p>
+    <w:p>
+      <w:pPr>
+        <w:spacing w:after="200"/>
+      </w:pPr>
+      <w:r>
+        <w:t>docker-</w:t>
+      </w:r>
+      <w:proofErr w:type="spellStart"/>
+      <w:r>
+        <w:t>compose.prod.yml</w:t>
+      </w:r>
+      <w:proofErr w:type="spellEnd"/>
+      <w:r>
+        <w:t xml:space="preserve">      # NEW: production compose with nginx reverse proxy</w:t>
+      </w:r>
+    </w:p>
+    <w:p>
+      <w:pPr>
+        <w:spacing w:after="200"/>
+      </w:pPr>
+      <w:r>
+        <w:t xml:space="preserve">                             #   services: backend (2 workers), frontend (nginx static),</w:t>
+      </w:r>
+    </w:p>
+    <w:p>
+      <w:pPr>
+        <w:spacing w:after="200"/>
+      </w:pPr>
+      <w:r>
+        <w:lastRenderedPageBreak/>
+        <w:t xml:space="preserve">                             #   nginx (SSL termination, routing), </w:t>
+      </w:r>
+      <w:proofErr w:type="spellStart"/>
+      <w:r>
+        <w:t>redis</w:t>
+      </w:r>
+      <w:proofErr w:type="spellEnd"/>
+    </w:p>
+    <w:p>
+      <w:pPr>
+        <w:spacing w:after="200"/>
+        <w:rPr>
+          <w:b/>
+          <w:bCs/>
+        </w:rPr>
+      </w:pPr>
+      <w:r>
+        <w:rPr>
+          <w:b/>
+          <w:bCs/>
+        </w:rPr>
+        <w:t xml:space="preserve">1.3 </w:t>
+      </w:r>
+      <w:proofErr w:type="spellStart"/>
+      <w:r>
+        <w:rPr>
+          <w:b/>
+          <w:bCs/>
+        </w:rPr>
+        <w:t>Makefile</w:t>
+      </w:r>
+      <w:proofErr w:type="spellEnd"/>
+      <w:r>
+        <w:rPr>
+          <w:b/>
+          <w:bCs/>
+        </w:rPr>
+        <w:t xml:space="preserve"> — add missing targets</w:t>
+      </w:r>
+    </w:p>
+    <w:p>
+      <w:pPr>
+        <w:spacing w:after="200"/>
+      </w:pPr>
+      <w:r>
+        <w:t xml:space="preserve">Current: dev, test, lint, format, </w:t>
+      </w:r>
+      <w:proofErr w:type="spellStart"/>
+      <w:r>
+        <w:t>typecheck</w:t>
+      </w:r>
+      <w:proofErr w:type="spellEnd"/>
+      <w:r>
+        <w:t>, install, index, clean</w:t>
+      </w:r>
+    </w:p>
+    <w:p>
+      <w:pPr>
+        <w:spacing w:after="200"/>
+      </w:pPr>
+      <w:r>
+        <w:t>Add:</w:t>
+      </w:r>
+    </w:p>
+    <w:p>
+      <w:pPr>
+        <w:spacing w:after="200"/>
+      </w:pPr>
+      <w:r>
+        <w:t xml:space="preserve">  make frontend-dev          # cd frontend &amp;&amp; </w:t>
+      </w:r>
+      <w:proofErr w:type="spellStart"/>
+      <w:r>
+        <w:t>npm</w:t>
+      </w:r>
+      <w:proofErr w:type="spellEnd"/>
+      <w:r>
+        <w:t xml:space="preserve"> run dev</w:t>
+      </w:r>
+    </w:p>
+    <w:p>
+      <w:pPr>
+        <w:spacing w:after="200"/>
+      </w:pPr>
+      <w:r>
+        <w:t xml:space="preserve">  make frontend-build        # cd frontend &amp;&amp; </w:t>
+      </w:r>
+      <w:proofErr w:type="spellStart"/>
+      <w:r>
+        <w:t>npm</w:t>
+      </w:r>
+      <w:proofErr w:type="spellEnd"/>
+      <w:r>
+        <w:t xml:space="preserve"> run build</w:t>
+      </w:r>
+    </w:p>
+    <w:p>
+      <w:pPr>
+        <w:spacing w:after="200"/>
+      </w:pPr>
+      <w:r>
+        <w:t xml:space="preserve">  make frontend-install      # cd frontend &amp;&amp; </w:t>
+      </w:r>
+      <w:proofErr w:type="spellStart"/>
+      <w:r>
+        <w:t>npm</w:t>
+      </w:r>
+      <w:proofErr w:type="spellEnd"/>
+      <w:r>
+        <w:t xml:space="preserve"> install</w:t>
+      </w:r>
+    </w:p>
+    <w:p>
+      <w:pPr>
+        <w:spacing w:after="200"/>
+      </w:pPr>
+      <w:r>
+        <w:t xml:space="preserve">  make docker-prod           # docker-compose -f docker-</w:t>
+      </w:r>
+      <w:proofErr w:type="spellStart"/>
+      <w:r>
+        <w:t>compose.prod.yml</w:t>
+      </w:r>
+      <w:proofErr w:type="spellEnd"/>
+      <w:r>
+        <w:t xml:space="preserve"> up</w:t>
+      </w:r>
+    </w:p>
+    <w:p>
+      <w:pPr>
+        <w:spacing w:after="200"/>
+      </w:pPr>
+      <w:r>
+        <w:t xml:space="preserve">  make docs                  # generate API docs</w:t>
+      </w:r>
+    </w:p>
+    <w:p>
+      <w:pPr>
+        <w:spacing w:after="200"/>
+      </w:pPr>
+      <w:r>
+        <w:t xml:space="preserve">  make seed                  # copy sample data to data/raw/</w:t>
+      </w:r>
+    </w:p>
+    <w:p>
+      <w:pPr>
+        <w:spacing w:after="200"/>
+        <w:rPr>
+          <w:b/>
+          <w:bCs/>
+        </w:rPr>
+      </w:pPr>
+      <w:r>
+        <w:rPr>
+          <w:b/>
+          <w:bCs/>
+        </w:rPr>
+        <w:t>1.4 Data directory scaffolding</w:t>
+      </w:r>
+    </w:p>
+    <w:p>
+      <w:pPr>
+        <w:spacing w:after="200"/>
+      </w:pPr>
+      <w:r>
+        <w:t>data/</w:t>
+      </w:r>
+    </w:p>
+    <w:p>
+      <w:pPr>
+        <w:spacing w:after="200"/>
+      </w:pPr>
+      <w:r>
+        <w:t xml:space="preserve">  raw/</w:t>
+      </w:r>
+    </w:p>
+    <w:p>
+      <w:pPr>
+        <w:spacing w:after="200"/>
+      </w:pPr>
+      <w:r>
+        <w:t xml:space="preserve">    </w:t>
+      </w:r>
+      <w:proofErr w:type="gramStart"/>
+      <w:r>
+        <w:t>.</w:t>
+      </w:r>
+      <w:proofErr w:type="spellStart"/>
+      <w:r>
+        <w:t>gitkeep</w:t>
+      </w:r>
+      <w:proofErr w:type="spellEnd"/>
+      <w:proofErr w:type="gramEnd"/>
+    </w:p>
+    <w:p>
+      <w:pPr>
+        <w:spacing w:after="200"/>
+      </w:pPr>
+      <w:r>
+        <w:t xml:space="preserve">    </w:t>
+      </w:r>
+      <w:proofErr w:type="spellStart"/>
+      <w:r>
+        <w:t>sample_corpus</w:t>
+      </w:r>
+      <w:proofErr w:type="spellEnd"/>
+      <w:r>
+        <w:t xml:space="preserve">/           # 3–5 </w:t>
+      </w:r>
+      <w:proofErr w:type="gramStart"/>
+      <w:r>
+        <w:t>sample .</w:t>
+      </w:r>
+      <w:proofErr w:type="spellStart"/>
+      <w:r>
+        <w:t>json</w:t>
+      </w:r>
+      <w:proofErr w:type="spellEnd"/>
+      <w:proofErr w:type="gramEnd"/>
+      <w:r>
+        <w:t xml:space="preserve"> documents to demo out-of-the-box</w:t>
+      </w:r>
+    </w:p>
+    <w:p>
+      <w:pPr>
+        <w:spacing w:after="200"/>
+      </w:pPr>
+      <w:r>
+        <w:t xml:space="preserve">  processed/</w:t>
+      </w:r>
+    </w:p>
+    <w:p>
+      <w:pPr>
+        <w:spacing w:after="200"/>
+      </w:pPr>
+      <w:r>
+        <w:t xml:space="preserve">    </w:t>
+      </w:r>
+      <w:proofErr w:type="gramStart"/>
+      <w:r>
+        <w:t>.</w:t>
+      </w:r>
+      <w:proofErr w:type="spellStart"/>
+      <w:r>
+        <w:t>gitkeep</w:t>
+      </w:r>
+      <w:proofErr w:type="spellEnd"/>
+      <w:proofErr w:type="gramEnd"/>
+      <w:r>
+        <w:t xml:space="preserve">                 # (real artifacts generated by pipeline, </w:t>
+      </w:r>
+      <w:proofErr w:type="spellStart"/>
+      <w:r>
+        <w:t>gitignored</w:t>
+      </w:r>
+      <w:proofErr w:type="spellEnd"/>
+      <w:r>
+        <w:t>)</w:t>
+      </w:r>
+    </w:p>
+    <w:p>
+      <w:pPr>
+        <w:spacing w:after="200"/>
+      </w:pPr>
+      <w:r>
+        <w:t xml:space="preserve">  evaluation/</w:t>
+      </w:r>
+    </w:p>
+    <w:p>
+      <w:pPr>
+        <w:spacing w:after="200"/>
+      </w:pPr>
+      <w:r>
+        <w:t xml:space="preserve">    </w:t>
+      </w:r>
+      <w:proofErr w:type="spellStart"/>
+      <w:proofErr w:type="gramStart"/>
+      <w:r>
+        <w:t>questions.json</w:t>
+      </w:r>
+      <w:proofErr w:type="spellEnd"/>
+      <w:proofErr w:type="gramEnd"/>
+      <w:r>
+        <w:t xml:space="preserve">           # 5 pre-written global sensemaking questions</w:t>
+      </w:r>
+    </w:p>
+    <w:p>
+      <w:pPr>
+        <w:spacing w:after="200"/>
+      </w:pPr>
+      <w:r>
+        <w:t xml:space="preserve">    </w:t>
+      </w:r>
+      <w:proofErr w:type="gramStart"/>
+      <w:r>
+        <w:t>.</w:t>
+      </w:r>
+      <w:proofErr w:type="spellStart"/>
+      <w:r>
+        <w:t>gitkeep</w:t>
+      </w:r>
+      <w:proofErr w:type="spellEnd"/>
+      <w:proofErr w:type="gramEnd"/>
+    </w:p>
+    <w:p>
+      <w:pPr>
+        <w:spacing w:after="200"/>
+        <w:rPr>
+          <w:b/>
+          <w:bCs/>
+        </w:rPr>
+      </w:pPr>
+      <w:r>
+        <w:rPr>
+          <w:b/>
+          <w:bCs/>
+        </w:rPr>
+        <w:t>1.5 CLI scripts</w:t>
+      </w:r>
+    </w:p>
+    <w:p>
+      <w:pPr>
+        <w:spacing w:after="200"/>
+      </w:pPr>
+      <w:r>
+        <w:t>scripts/</w:t>
+      </w:r>
+    </w:p>
+    <w:p>
+      <w:pPr>
+        <w:spacing w:after="200"/>
+      </w:pPr>
+      <w:r>
+        <w:t xml:space="preserve">  run_indexing.py            # python scripts/run_indexing.py --data-</w:t>
+      </w:r>
+      <w:proofErr w:type="spellStart"/>
+      <w:r>
+        <w:t>dir</w:t>
+      </w:r>
+      <w:proofErr w:type="spellEnd"/>
+      <w:r>
+        <w:t xml:space="preserve"> data/raw</w:t>
+      </w:r>
+    </w:p>
+    <w:p>
+      <w:pPr>
+        <w:spacing w:after="200"/>
+      </w:pPr>
+      <w:r>
+        <w:t xml:space="preserve">  run_extraction.py          # run extraction stage only (with --resume support)</w:t>
+      </w:r>
+    </w:p>
+    <w:p>
+      <w:pPr>
+        <w:spacing w:after="200"/>
+      </w:pPr>
+      <w:r>
+        <w:t xml:space="preserve">  run_community_detection.py # run community detection on existing graph</w:t>
+      </w:r>
+    </w:p>
+    <w:p>
+      <w:pPr>
+        <w:spacing w:after="200"/>
+      </w:pPr>
+      <w:r>
+        <w:t xml:space="preserve">  run_summarization.py       # run summarization on existing communities</w:t>
+      </w:r>
+    </w:p>
+    <w:p>
+      <w:pPr>
+        <w:spacing w:after="200"/>
+      </w:pPr>
+      <w:r>
+        <w:t xml:space="preserve">  run_evaluation.py          # python scripts/run_evaluation.py --questions data/evaluation/</w:t>
+      </w:r>
+      <w:proofErr w:type="spellStart"/>
+      <w:r>
+        <w:t>questions.json</w:t>
+      </w:r>
+      <w:proofErr w:type="spellEnd"/>
+    </w:p>
+    <w:p>
+      <w:pPr>
+        <w:spacing w:after="200"/>
+        <w:rPr>
+          <w:b/>
+          <w:bCs/>
+        </w:rPr>
+      </w:pPr>
+      <w:r>
+        <w:rPr>
+          <w:b/>
+          <w:bCs/>
+        </w:rPr>
+        <w:t>1.6 CI/CD</w:t>
+      </w:r>
+    </w:p>
+    <w:p>
+      <w:pPr>
+        <w:spacing w:after="200"/>
+      </w:pPr>
+      <w:proofErr w:type="gramStart"/>
+      <w:r>
+        <w:lastRenderedPageBreak/>
+        <w:t>.</w:t>
+      </w:r>
+      <w:proofErr w:type="spellStart"/>
+      <w:r>
+        <w:t>github</w:t>
+      </w:r>
+      <w:proofErr w:type="spellEnd"/>
+      <w:proofErr w:type="gramEnd"/>
+      <w:r>
+        <w:t>/workflows/</w:t>
+      </w:r>
+    </w:p>
+    <w:p>
+      <w:pPr>
+        <w:spacing w:after="200"/>
+      </w:pPr>
+      <w:r>
+        <w:t xml:space="preserve">  </w:t>
+      </w:r>
+      <w:proofErr w:type="spellStart"/>
+      <w:r>
+        <w:t>ci.yml</w:t>
+      </w:r>
+      <w:proofErr w:type="spellEnd"/>
+      <w:r>
+        <w:t xml:space="preserve">                     # Triggers </w:t>
+      </w:r>
+      <w:proofErr w:type="gramStart"/>
+      <w:r>
+        <w:t>on:</w:t>
+      </w:r>
+      <w:proofErr w:type="gramEnd"/>
+      <w:r>
+        <w:t xml:space="preserve"> push to main, all PRs</w:t>
+      </w:r>
+    </w:p>
+    <w:p>
+      <w:pPr>
+        <w:spacing w:after="200"/>
+      </w:pPr>
+      <w:r>
+        <w:t xml:space="preserve">                             #   jobs: lint (</w:t>
+      </w:r>
+      <w:proofErr w:type="spellStart"/>
+      <w:r>
+        <w:t>ruff+black</w:t>
+      </w:r>
+      <w:proofErr w:type="spellEnd"/>
+      <w:r>
+        <w:t xml:space="preserve">), </w:t>
+      </w:r>
+      <w:proofErr w:type="spellStart"/>
+      <w:r>
+        <w:t>typecheck</w:t>
+      </w:r>
+      <w:proofErr w:type="spellEnd"/>
+      <w:r>
+        <w:t xml:space="preserve"> (</w:t>
+      </w:r>
+      <w:proofErr w:type="spellStart"/>
+      <w:r>
+        <w:t>mypy</w:t>
+      </w:r>
+      <w:proofErr w:type="spellEnd"/>
+      <w:r>
+        <w:t>),</w:t>
+      </w:r>
+    </w:p>
+    <w:p>
+      <w:pPr>
+        <w:spacing w:after="200"/>
+      </w:pPr>
+      <w:r>
+        <w:t xml:space="preserve">                             #         test-unit, test-integration, docker-build</w:t>
+      </w:r>
+    </w:p>
+    <w:p>
+      <w:pPr>
+        <w:spacing w:after="200"/>
+      </w:pPr>
+      <w:r>
+        <w:t xml:space="preserve">  </w:t>
+      </w:r>
+      <w:proofErr w:type="spellStart"/>
+      <w:r>
+        <w:t>cd.yml</w:t>
+      </w:r>
+      <w:proofErr w:type="spellEnd"/>
+      <w:r>
+        <w:t xml:space="preserve">                     # Triggers </w:t>
+      </w:r>
+      <w:proofErr w:type="gramStart"/>
+      <w:r>
+        <w:t>on:</w:t>
+      </w:r>
+      <w:proofErr w:type="gramEnd"/>
+      <w:r>
+        <w:t xml:space="preserve"> push to main (after ci passes)</w:t>
+      </w:r>
+    </w:p>
+    <w:p>
+      <w:pPr>
+        <w:spacing w:after="200"/>
+      </w:pPr>
+      <w:r>
+        <w:t xml:space="preserve">                             #   jobs: </w:t>
+      </w:r>
+      <w:proofErr w:type="spellStart"/>
+      <w:r>
+        <w:t>build+push</w:t>
+      </w:r>
+      <w:proofErr w:type="spellEnd"/>
+      <w:r>
+        <w:t xml:space="preserve"> backend image, </w:t>
+      </w:r>
+      <w:proofErr w:type="spellStart"/>
+      <w:r>
+        <w:t>build+push</w:t>
+      </w:r>
+      <w:proofErr w:type="spellEnd"/>
+      <w:r>
+        <w:t xml:space="preserve"> frontend image</w:t>
+      </w:r>
+    </w:p>
+    <w:p>
+      <w:pPr>
+        <w:spacing w:after="200"/>
+      </w:pPr>
+      <w:r>
+        <w:t xml:space="preserve">                             #      </w:t>
+      </w:r>
+      <w:proofErr w:type="gramStart"/>
+      <w:r>
+        <w:t xml:space="preserve">   (</w:t>
+      </w:r>
+      <w:proofErr w:type="gramEnd"/>
+      <w:r>
+        <w:t>to GitHub Container Registry)</w:t>
+      </w:r>
+    </w:p>
+    <w:p>
+      <w:pPr>
+        <w:spacing w:after="200"/>
+        <w:rPr>
+          <w:b/>
+          <w:bCs/>
+        </w:rPr>
+      </w:pPr>
+      <w:r>
+        <w:rPr>
+          <w:b/>
+          <w:bCs/>
+        </w:rPr>
+        <w:t>1.7 Docs (skeleton)</w:t>
+      </w:r>
+    </w:p>
+    <w:p>
+      <w:pPr>
+        <w:spacing w:after="200"/>
+      </w:pPr>
+      <w:r>
+        <w:t>docs/</w:t>
+      </w:r>
+    </w:p>
+    <w:p>
+      <w:pPr>
+        <w:spacing w:after="200"/>
+      </w:pPr>
+      <w:r>
+        <w:t xml:space="preserve">  architecture.md            # System design: pipeline stages, query engines, data flow</w:t>
+      </w:r>
+    </w:p>
+    <w:p>
+      <w:pPr>
+        <w:spacing w:after="200"/>
+      </w:pPr>
+      <w:r>
+        <w:t xml:space="preserve">  api_contract.md            # All endpoints: method, path, request/response schemas</w:t>
+      </w:r>
+    </w:p>
+    <w:p>
+      <w:pPr>
+        <w:spacing w:after="200"/>
+      </w:pPr>
+      <w:r>
+        <w:t xml:space="preserve">  evaluation_results.md      # Placeholder for benchmark results table</w:t>
+      </w:r>
+    </w:p>
+    <w:p>
+      <w:pPr>
+        <w:spacing w:after="200"/>
+      </w:pPr>
+      <w:r>
+        <w:t xml:space="preserve">  system_design.png          # Architecture diagram (can be draw.io export)</w:t>
+      </w:r>
+    </w:p>
+    <w:p>
+      <w:pPr>
+        <w:spacing w:after="200"/>
+      </w:pPr>
+    </w:p>
+    <w:p>
+      <w:pPr>
+        <w:spacing w:after="200"/>
+      </w:pPr>
+    </w:p>
+    <w:p>
+      <w:pPr>
+        <w:spacing w:after="200"/>
+      </w:pPr>
+    </w:p>
+    <w:p>
+      <w:pPr>
+        <w:spacing w:after="200"/>
+        <w:rPr>
+          <w:b/>
+          <w:bCs/>
+        </w:rPr>
+      </w:pPr>
+      <w:r>
+        <w:rPr>
+          <w:b/>
+          <w:bCs/>
+        </w:rPr>
+        <w:t>Phase 2 — Frontend</w:t>
+      </w:r>
+    </w:p>
+    <w:p>
+      <w:pPr>
+        <w:spacing w:after="200"/>
+      </w:pPr>
+      <w:r>
+        <w:rPr>
+          <w:i/>
+          <w:iCs/>
+        </w:rPr>
+        <w:t>The React SPA. The main deliverable of this phase. ~4–5 days.</w:t>
+      </w:r>
+    </w:p>
+    <w:p>
+      <w:pPr>
+        <w:spacing w:after="200"/>
+        <w:rPr>
+          <w:b/>
+          <w:bCs/>
+        </w:rPr>
+      </w:pPr>
+      <w:r>
+        <w:rPr>
+          <w:b/>
+          <w:bCs/>
+        </w:rPr>
+        <w:t>2.1 Scaffold</w:t>
+      </w:r>
+    </w:p>
+    <w:p>
+      <w:pPr>
+        <w:spacing w:after="200"/>
+      </w:pPr>
+      <w:r>
+        <w:t>frontend/</w:t>
+      </w:r>
+    </w:p>
+    <w:p>
+      <w:pPr>
+        <w:spacing w:after="200"/>
+      </w:pPr>
+      <w:r>
+        <w:t xml:space="preserve">  </w:t>
+      </w:r>
+      <w:proofErr w:type="spellStart"/>
+      <w:r>
+        <w:t>Dockerfile</w:t>
+      </w:r>
+      <w:proofErr w:type="spellEnd"/>
+      <w:r>
+        <w:t xml:space="preserve">                 # </w:t>
+      </w:r>
+      <w:proofErr w:type="gramStart"/>
+      <w:r>
+        <w:t>Multi-stage</w:t>
+      </w:r>
+      <w:proofErr w:type="gramEnd"/>
+      <w:r>
+        <w:t>: node builder → nginx static server</w:t>
+      </w:r>
+    </w:p>
+    <w:p>
+      <w:pPr>
+        <w:spacing w:after="200"/>
+      </w:pPr>
+      <w:r>
+        <w:t xml:space="preserve">  </w:t>
+      </w:r>
+      <w:proofErr w:type="spellStart"/>
+      <w:proofErr w:type="gramStart"/>
+      <w:r>
+        <w:t>package.json</w:t>
+      </w:r>
+      <w:proofErr w:type="spellEnd"/>
+      <w:proofErr w:type="gramEnd"/>
+      <w:r>
+        <w:t xml:space="preserve">               # deps: react, </w:t>
+      </w:r>
+      <w:proofErr w:type="spellStart"/>
+      <w:r>
+        <w:t>vite</w:t>
+      </w:r>
+      <w:proofErr w:type="spellEnd"/>
+      <w:r>
+        <w:t xml:space="preserve">, </w:t>
+      </w:r>
+      <w:proofErr w:type="spellStart"/>
+      <w:r>
+        <w:t>axios</w:t>
+      </w:r>
+      <w:proofErr w:type="spellEnd"/>
+      <w:r>
+        <w:t>, react-force-graph-2d,</w:t>
+      </w:r>
+    </w:p>
+    <w:p>
+      <w:pPr>
+        <w:spacing w:after="200"/>
+      </w:pPr>
+      <w:r>
+        <w:t xml:space="preserve">                             #       </w:t>
+      </w:r>
+      <w:proofErr w:type="gramStart"/>
+      <w:r>
+        <w:t>react</w:t>
+      </w:r>
+      <w:proofErr w:type="gramEnd"/>
+      <w:r>
+        <w:t>-router-</w:t>
+      </w:r>
+      <w:proofErr w:type="spellStart"/>
+      <w:r>
+        <w:t>dom</w:t>
+      </w:r>
+      <w:proofErr w:type="spellEnd"/>
+      <w:r>
+        <w:t xml:space="preserve">, recharts, </w:t>
+      </w:r>
+      <w:proofErr w:type="spellStart"/>
+      <w:r>
+        <w:t>lucide</w:t>
+      </w:r>
+      <w:proofErr w:type="spellEnd"/>
+      <w:r>
+        <w:t>-react</w:t>
+      </w:r>
+    </w:p>
+    <w:p>
+      <w:pPr>
+        <w:spacing w:after="200"/>
+      </w:pPr>
+      <w:r>
+        <w:t xml:space="preserve">  vite.config.js             # proxy /</w:t>
+      </w:r>
+      <w:proofErr w:type="spellStart"/>
+      <w:r>
+        <w:t>api</w:t>
+      </w:r>
+      <w:proofErr w:type="spellEnd"/>
+      <w:r>
+        <w:t xml:space="preserve"> → backend:8000 in dev</w:t>
+      </w:r>
+    </w:p>
+    <w:p>
+      <w:pPr>
+        <w:spacing w:after="200"/>
+      </w:pPr>
+      <w:r>
+        <w:t xml:space="preserve">  </w:t>
+      </w:r>
+      <w:proofErr w:type="gramStart"/>
+      <w:r>
+        <w:t>.</w:t>
+      </w:r>
+      <w:proofErr w:type="spellStart"/>
+      <w:r>
+        <w:t>env</w:t>
+      </w:r>
+      <w:proofErr w:type="gramEnd"/>
+      <w:r>
+        <w:t>.example</w:t>
+      </w:r>
+      <w:proofErr w:type="spellEnd"/>
+      <w:r>
+        <w:t xml:space="preserve">               # VITE_API_BASE_URL, VITE_APP_TITLE</w:t>
+      </w:r>
+    </w:p>
+    <w:p>
+      <w:pPr>
+        <w:spacing w:after="200"/>
+      </w:pPr>
+      <w:r>
+        <w:t xml:space="preserve">  index.html                 # Root HTML with mount point</w:t>
+      </w:r>
+    </w:p>
+    <w:p>
+      <w:pPr>
+        <w:spacing w:after="200"/>
+        <w:rPr>
+          <w:b/>
+          <w:bCs/>
+        </w:rPr>
+      </w:pPr>
+      <w:r>
+        <w:rPr>
+          <w:b/>
+          <w:bCs/>
+        </w:rPr>
+        <w:t xml:space="preserve">2.2 API layer — </w:t>
+      </w:r>
+      <w:proofErr w:type="spellStart"/>
+      <w:r>
+        <w:rPr>
+          <w:b/>
+          <w:bCs/>
+        </w:rPr>
+        <w:t>src</w:t>
+      </w:r>
+      <w:proofErr w:type="spellEnd"/>
+      <w:r>
+        <w:rPr>
+          <w:b/>
+          <w:bCs/>
+        </w:rPr>
+        <w:t>/</w:t>
+      </w:r>
+      <w:proofErr w:type="spellStart"/>
+      <w:r>
+        <w:rPr>
+          <w:b/>
+          <w:bCs/>
+        </w:rPr>
+        <w:t>api</w:t>
+      </w:r>
+      <w:proofErr w:type="spellEnd"/>
+      <w:r>
+        <w:rPr>
+          <w:b/>
+          <w:bCs/>
+        </w:rPr>
+        <w:t>/</w:t>
+      </w:r>
+    </w:p>
+    <w:p>
+      <w:pPr>
+        <w:spacing w:after="200"/>
+      </w:pPr>
+      <w:r>
+        <w:rPr>
+          <w:i/>
+          <w:iCs/>
+        </w:rPr>
+        <w:t xml:space="preserve">Thin wrappers over </w:t>
+      </w:r>
+      <w:proofErr w:type="spellStart"/>
+      <w:r>
+        <w:rPr>
+          <w:i/>
+          <w:iCs/>
+        </w:rPr>
+        <w:t>axios</w:t>
+      </w:r>
+      <w:proofErr w:type="spellEnd"/>
+      <w:r>
+        <w:rPr>
+          <w:i/>
+          <w:iCs/>
+        </w:rPr>
+        <w:t>. No business logic here.</w:t>
+      </w:r>
+    </w:p>
+    <w:p>
+      <w:pPr>
+        <w:spacing w:after="200"/>
+      </w:pPr>
+      <w:r>
+        <w:t>client.js                    # Axios instance</w:t>
+      </w:r>
+    </w:p>
+    <w:p>
+      <w:pPr>
+        <w:spacing w:after="200"/>
+      </w:pPr>
+      <w:r>
+        <w:lastRenderedPageBreak/>
+        <w:t xml:space="preserve">                             #   </w:t>
+      </w:r>
+      <w:proofErr w:type="spellStart"/>
+      <w:r>
+        <w:t>baseURL</w:t>
+      </w:r>
+      <w:proofErr w:type="spellEnd"/>
+      <w:r>
+        <w:t xml:space="preserve"> from VITE_API_BASE_URL</w:t>
+      </w:r>
+    </w:p>
+    <w:p>
+      <w:pPr>
+        <w:spacing w:after="200"/>
+      </w:pPr>
+      <w:r>
+        <w:t xml:space="preserve">                             #   request interceptor: attach X-API-Key header</w:t>
+      </w:r>
+    </w:p>
+    <w:p>
+      <w:pPr>
+        <w:spacing w:after="200"/>
+      </w:pPr>
+      <w:r>
+        <w:t xml:space="preserve">                             #   response interceptor: normalise errors → {error, message}</w:t>
+      </w:r>
+    </w:p>
+    <w:p>
+      <w:pPr>
+        <w:spacing w:after="200"/>
+      </w:pPr>
+    </w:p>
+    <w:p>
+      <w:pPr>
+        <w:spacing w:after="200"/>
+      </w:pPr>
+      <w:r>
+        <w:t xml:space="preserve">query.js                     # </w:t>
+      </w:r>
+      <w:proofErr w:type="spellStart"/>
+      <w:proofErr w:type="gramStart"/>
+      <w:r>
+        <w:t>submitQuery</w:t>
+      </w:r>
+      <w:proofErr w:type="spellEnd"/>
+      <w:r>
+        <w:t>(</w:t>
+      </w:r>
+      <w:proofErr w:type="gramEnd"/>
+      <w:r>
+        <w:t>query, mode, options) → POST /</w:t>
+      </w:r>
+      <w:proofErr w:type="spellStart"/>
+      <w:r>
+        <w:t>api</w:t>
+      </w:r>
+      <w:proofErr w:type="spellEnd"/>
+      <w:r>
+        <w:t>/v1/query</w:t>
+      </w:r>
+    </w:p>
+    <w:p>
+      <w:pPr>
+        <w:spacing w:after="200"/>
+      </w:pPr>
+      <w:r>
+        <w:t xml:space="preserve">                             # </w:t>
+      </w:r>
+      <w:proofErr w:type="spellStart"/>
+      <w:proofErr w:type="gramStart"/>
+      <w:r>
+        <w:t>fetchSampleQuestions</w:t>
+      </w:r>
+      <w:proofErr w:type="spellEnd"/>
+      <w:r>
+        <w:t>(</w:t>
+      </w:r>
+      <w:proofErr w:type="gramEnd"/>
+      <w:r>
+        <w:t>) → return constants list</w:t>
+      </w:r>
+    </w:p>
+    <w:p>
+      <w:pPr>
+        <w:spacing w:after="200"/>
+      </w:pPr>
+    </w:p>
+    <w:p>
+      <w:pPr>
+        <w:spacing w:after="200"/>
+      </w:pPr>
+      <w:r>
+        <w:t xml:space="preserve">indexing.js                  # </w:t>
+      </w:r>
+      <w:proofErr w:type="spellStart"/>
+      <w:r>
+        <w:t>triggerIndexing</w:t>
+      </w:r>
+      <w:proofErr w:type="spellEnd"/>
+      <w:r>
+        <w:t>(options) → POST /</w:t>
+      </w:r>
+      <w:proofErr w:type="spellStart"/>
+      <w:r>
+        <w:t>api</w:t>
+      </w:r>
+      <w:proofErr w:type="spellEnd"/>
+      <w:r>
+        <w:t>/v1/index</w:t>
+      </w:r>
+    </w:p>
+    <w:p>
+      <w:pPr>
+        <w:spacing w:after="200"/>
+      </w:pPr>
+      <w:r>
+        <w:t xml:space="preserve">                             # </w:t>
+      </w:r>
+      <w:proofErr w:type="spellStart"/>
+      <w:r>
+        <w:t>getIndexStatus</w:t>
+      </w:r>
+      <w:proofErr w:type="spellEnd"/>
+      <w:r>
+        <w:t>(</w:t>
+      </w:r>
+      <w:proofErr w:type="spellStart"/>
+      <w:r>
+        <w:t>jobId</w:t>
+      </w:r>
+      <w:proofErr w:type="spellEnd"/>
+      <w:r>
+        <w:t>) → GET /</w:t>
+      </w:r>
+      <w:proofErr w:type="spellStart"/>
+      <w:r>
+        <w:t>api</w:t>
+      </w:r>
+      <w:proofErr w:type="spellEnd"/>
+      <w:r>
+        <w:t>/v1/index/status</w:t>
+      </w:r>
+    </w:p>
+    <w:p>
+      <w:pPr>
+        <w:spacing w:after="200"/>
+      </w:pPr>
+      <w:r>
+        <w:t xml:space="preserve">                             # </w:t>
+      </w:r>
+      <w:proofErr w:type="spellStart"/>
+      <w:proofErr w:type="gramStart"/>
+      <w:r>
+        <w:t>getGraphStats</w:t>
+      </w:r>
+      <w:proofErr w:type="spellEnd"/>
+      <w:r>
+        <w:t>(</w:t>
+      </w:r>
+      <w:proofErr w:type="gramEnd"/>
+      <w:r>
+        <w:t>) → GET /</w:t>
+      </w:r>
+      <w:proofErr w:type="spellStart"/>
+      <w:r>
+        <w:t>api</w:t>
+      </w:r>
+      <w:proofErr w:type="spellEnd"/>
+      <w:r>
+        <w:t>/v1/graph/stats</w:t>
+      </w:r>
+    </w:p>
+    <w:p>
+      <w:pPr>
+        <w:spacing w:after="200"/>
+      </w:pPr>
+    </w:p>
+    <w:p>
+      <w:pPr>
+        <w:spacing w:after="200"/>
+      </w:pPr>
+      <w:r>
+        <w:t xml:space="preserve">graph.js                     # </w:t>
+      </w:r>
+      <w:proofErr w:type="spellStart"/>
+      <w:r>
+        <w:t>fetchGraphData</w:t>
+      </w:r>
+      <w:proofErr w:type="spellEnd"/>
+      <w:r>
+        <w:t>(level) → GET /</w:t>
+      </w:r>
+      <w:proofErr w:type="spellStart"/>
+      <w:r>
+        <w:t>api</w:t>
+      </w:r>
+      <w:proofErr w:type="spellEnd"/>
+      <w:r>
+        <w:t>/v1/graph/</w:t>
+      </w:r>
+      <w:proofErr w:type="spellStart"/>
+      <w:r>
+        <w:t>nodes+edges</w:t>
+      </w:r>
+      <w:proofErr w:type="spellEnd"/>
+    </w:p>
+    <w:p>
+      <w:pPr>
+        <w:spacing w:after="200"/>
+      </w:pPr>
+      <w:r>
+        <w:t xml:space="preserve">                             # </w:t>
+      </w:r>
+      <w:proofErr w:type="spellStart"/>
+      <w:r>
+        <w:t>fetchCommunities</w:t>
+      </w:r>
+      <w:proofErr w:type="spellEnd"/>
+      <w:r>
+        <w:t>(level) → GET /</w:t>
+      </w:r>
+      <w:proofErr w:type="spellStart"/>
+      <w:r>
+        <w:t>api</w:t>
+      </w:r>
+      <w:proofErr w:type="spellEnd"/>
+      <w:r>
+        <w:t>/v1/graph/communities</w:t>
+      </w:r>
+    </w:p>
+    <w:p>
+      <w:pPr>
+        <w:spacing w:after="200"/>
+      </w:pPr>
+      <w:r>
+        <w:t xml:space="preserve">                             # </w:t>
+      </w:r>
+      <w:proofErr w:type="spellStart"/>
+      <w:r>
+        <w:t>fetchNodeDetail</w:t>
+      </w:r>
+      <w:proofErr w:type="spellEnd"/>
+      <w:r>
+        <w:t>(</w:t>
+      </w:r>
+      <w:proofErr w:type="spellStart"/>
+      <w:r>
+        <w:t>nodeId</w:t>
+      </w:r>
+      <w:proofErr w:type="spellEnd"/>
+      <w:r>
+        <w:t>) → GET /</w:t>
+      </w:r>
+      <w:proofErr w:type="spellStart"/>
+      <w:r>
+        <w:t>api</w:t>
+      </w:r>
+      <w:proofErr w:type="spellEnd"/>
+      <w:r>
+        <w:t>/v1/graph/nodes/{id}</w:t>
+      </w:r>
+    </w:p>
+    <w:p>
+      <w:pPr>
+        <w:spacing w:after="200"/>
+      </w:pPr>
+    </w:p>
+    <w:p>
+      <w:pPr>
+        <w:spacing w:after="200"/>
+      </w:pPr>
+      <w:r>
+        <w:t xml:space="preserve">evaluation.js                # </w:t>
+      </w:r>
+      <w:proofErr w:type="spellStart"/>
+      <w:proofErr w:type="gramStart"/>
+      <w:r>
+        <w:t>runEvaluation</w:t>
+      </w:r>
+      <w:proofErr w:type="spellEnd"/>
+      <w:r>
+        <w:t>(</w:t>
+      </w:r>
+      <w:proofErr w:type="gramEnd"/>
+      <w:r>
+        <w:t>questions, criteria) → POST /</w:t>
+      </w:r>
+      <w:proofErr w:type="spellStart"/>
+      <w:r>
+        <w:t>api</w:t>
+      </w:r>
+      <w:proofErr w:type="spellEnd"/>
+      <w:r>
+        <w:t>/v1/evaluate</w:t>
+      </w:r>
+    </w:p>
+    <w:p>
+      <w:pPr>
+        <w:spacing w:after="200"/>
+      </w:pPr>
+      <w:r>
+        <w:t xml:space="preserve">                             # </w:t>
+      </w:r>
+      <w:proofErr w:type="spellStart"/>
+      <w:r>
+        <w:t>getEvalResults</w:t>
+      </w:r>
+      <w:proofErr w:type="spellEnd"/>
+      <w:r>
+        <w:t>(</w:t>
+      </w:r>
+      <w:proofErr w:type="spellStart"/>
+      <w:r>
+        <w:t>evalId</w:t>
+      </w:r>
+      <w:proofErr w:type="spellEnd"/>
+      <w:r>
+        <w:t>) → GET /</w:t>
+      </w:r>
+      <w:proofErr w:type="spellStart"/>
+      <w:r>
+        <w:t>api</w:t>
+      </w:r>
+      <w:proofErr w:type="spellEnd"/>
+      <w:r>
+        <w:t>/v1/evaluation/results/{id}</w:t>
+      </w:r>
+    </w:p>
+    <w:p>
+      <w:pPr>
+        <w:spacing w:after="200"/>
+      </w:pPr>
+      <w:r>
+        <w:t xml:space="preserve">                             # </w:t>
+      </w:r>
+      <w:proofErr w:type="spellStart"/>
+      <w:proofErr w:type="gramStart"/>
+      <w:r>
+        <w:t>listEvalResults</w:t>
+      </w:r>
+      <w:proofErr w:type="spellEnd"/>
+      <w:r>
+        <w:t>(</w:t>
+      </w:r>
+      <w:proofErr w:type="gramEnd"/>
+      <w:r>
+        <w:t>) → GET /</w:t>
+      </w:r>
+      <w:proofErr w:type="spellStart"/>
+      <w:r>
+        <w:t>api</w:t>
+      </w:r>
+      <w:proofErr w:type="spellEnd"/>
+      <w:r>
+        <w:t>/v1/evaluation/results</w:t>
+      </w:r>
+    </w:p>
+    <w:p>
+      <w:pPr>
+        <w:spacing w:after="200"/>
+        <w:rPr>
+          <w:b/>
+          <w:bCs/>
+        </w:rPr>
+      </w:pPr>
+      <w:r>
+        <w:rPr>
+          <w:b/>
+          <w:bCs/>
+        </w:rPr>
+        <w:t xml:space="preserve">2.3 State management — </w:t>
+      </w:r>
+      <w:proofErr w:type="spellStart"/>
+      <w:r>
+        <w:rPr>
+          <w:b/>
+          <w:bCs/>
+        </w:rPr>
+        <w:t>src</w:t>
+      </w:r>
+      <w:proofErr w:type="spellEnd"/>
+      <w:r>
+        <w:rPr>
+          <w:b/>
+          <w:bCs/>
+        </w:rPr>
+        <w:t xml:space="preserve">/context/ + </w:t>
+      </w:r>
+      <w:proofErr w:type="spellStart"/>
+      <w:r>
+        <w:rPr>
+          <w:b/>
+          <w:bCs/>
+        </w:rPr>
+        <w:t>src</w:t>
+      </w:r>
+      <w:proofErr w:type="spellEnd"/>
+      <w:r>
+        <w:rPr>
+          <w:b/>
+          <w:bCs/>
+        </w:rPr>
+        <w:t>/hooks/</w:t>
+      </w:r>
+    </w:p>
+    <w:p>
+      <w:pPr>
+        <w:spacing w:after="200"/>
+      </w:pPr>
+      <w:r>
+        <w:t>context/</w:t>
+      </w:r>
+    </w:p>
+    <w:p>
+      <w:pPr>
+        <w:spacing w:after="200"/>
+      </w:pPr>
+      <w:r>
+        <w:t xml:space="preserve">  </w:t>
+      </w:r>
+      <w:proofErr w:type="spellStart"/>
+      <w:r>
+        <w:t>QueryContext.jsx</w:t>
+      </w:r>
+      <w:proofErr w:type="spellEnd"/>
+      <w:r>
+        <w:t xml:space="preserve">           # state: query, </w:t>
+      </w:r>
+      <w:proofErr w:type="spellStart"/>
+      <w:r>
+        <w:t>graphragAnswer</w:t>
+      </w:r>
+      <w:proofErr w:type="spellEnd"/>
+      <w:r>
+        <w:t xml:space="preserve">, </w:t>
+      </w:r>
+      <w:proofErr w:type="spellStart"/>
+      <w:r>
+        <w:t>vectorragAnswer</w:t>
+      </w:r>
+      <w:proofErr w:type="spellEnd"/>
+      <w:r>
+        <w:t>,</w:t>
+      </w:r>
+    </w:p>
+    <w:p>
+      <w:pPr>
+        <w:spacing w:after="200"/>
+      </w:pPr>
+      <w:r>
+        <w:t xml:space="preserve">                             #        </w:t>
+      </w:r>
+      <w:proofErr w:type="spellStart"/>
+      <w:r>
+        <w:t>isLoading</w:t>
+      </w:r>
+      <w:proofErr w:type="spellEnd"/>
+      <w:r>
+        <w:t xml:space="preserve">, error, mode, </w:t>
+      </w:r>
+      <w:proofErr w:type="spellStart"/>
+      <w:r>
+        <w:t>communityLevel</w:t>
+      </w:r>
+      <w:proofErr w:type="spellEnd"/>
+    </w:p>
+    <w:p>
+      <w:pPr>
+        <w:spacing w:after="200"/>
+      </w:pPr>
+      <w:r>
+        <w:t xml:space="preserve">  </w:t>
+      </w:r>
+      <w:proofErr w:type="spellStart"/>
+      <w:r>
+        <w:t>GraphContext.jsx</w:t>
+      </w:r>
+      <w:proofErr w:type="spellEnd"/>
+      <w:r>
+        <w:t xml:space="preserve">           # state: nodes, edges, communities, </w:t>
+      </w:r>
+      <w:proofErr w:type="spellStart"/>
+      <w:r>
+        <w:t>selectedLevel</w:t>
+      </w:r>
+      <w:proofErr w:type="spellEnd"/>
+      <w:r>
+        <w:t>,</w:t>
+      </w:r>
+    </w:p>
+    <w:p>
+      <w:pPr>
+        <w:spacing w:after="200"/>
+      </w:pPr>
+      <w:r>
+        <w:t xml:space="preserve">                             #        </w:t>
+      </w:r>
+      <w:proofErr w:type="spellStart"/>
+      <w:r>
+        <w:t>selectedNode</w:t>
+      </w:r>
+      <w:proofErr w:type="spellEnd"/>
+      <w:r>
+        <w:t xml:space="preserve">, </w:t>
+      </w:r>
+      <w:proofErr w:type="spellStart"/>
+      <w:r>
+        <w:t>isLoaded</w:t>
+      </w:r>
+      <w:proofErr w:type="spellEnd"/>
+    </w:p>
+    <w:p>
+      <w:pPr>
+        <w:spacing w:after="200"/>
+      </w:pPr>
+      <w:r>
+        <w:t xml:space="preserve">  </w:t>
+      </w:r>
+      <w:proofErr w:type="spellStart"/>
+      <w:r>
+        <w:t>IndexingContext.jsx</w:t>
+      </w:r>
+      <w:proofErr w:type="spellEnd"/>
+      <w:r>
+        <w:t xml:space="preserve">        # state: </w:t>
+      </w:r>
+      <w:proofErr w:type="spellStart"/>
+      <w:r>
+        <w:t>jobId</w:t>
+      </w:r>
+      <w:proofErr w:type="spellEnd"/>
+      <w:r>
+        <w:t xml:space="preserve">, status, </w:t>
+      </w:r>
+      <w:proofErr w:type="gramStart"/>
+      <w:r>
+        <w:t>stages[</w:t>
+      </w:r>
+      <w:proofErr w:type="gramEnd"/>
+      <w:r>
+        <w:t xml:space="preserve">], </w:t>
+      </w:r>
+      <w:proofErr w:type="spellStart"/>
+      <w:r>
+        <w:t>isRunning</w:t>
+      </w:r>
+      <w:proofErr w:type="spellEnd"/>
+      <w:r>
+        <w:t>,</w:t>
+      </w:r>
+    </w:p>
+    <w:p>
+      <w:pPr>
+        <w:spacing w:after="200"/>
+      </w:pPr>
+      <w:r>
+        <w:t xml:space="preserve">                             #        </w:t>
+      </w:r>
+      <w:proofErr w:type="spellStart"/>
+      <w:r>
+        <w:t>artifactsReady</w:t>
+      </w:r>
+      <w:proofErr w:type="spellEnd"/>
+    </w:p>
+    <w:p>
+      <w:pPr>
+        <w:spacing w:after="200"/>
+      </w:pPr>
+    </w:p>
+    <w:p>
+      <w:pPr>
+        <w:spacing w:after="200"/>
+      </w:pPr>
+      <w:r>
+        <w:t>hooks/</w:t>
+      </w:r>
+    </w:p>
+    <w:p>
+      <w:pPr>
+        <w:spacing w:after="200"/>
+      </w:pPr>
+      <w:r>
+        <w:t xml:space="preserve">  useQuery.js                # </w:t>
+      </w:r>
+      <w:proofErr w:type="spellStart"/>
+      <w:proofErr w:type="gramStart"/>
+      <w:r>
+        <w:t>submitQuery</w:t>
+      </w:r>
+      <w:proofErr w:type="spellEnd"/>
+      <w:r>
+        <w:t>(</w:t>
+      </w:r>
+      <w:proofErr w:type="gramEnd"/>
+      <w:r>
+        <w:t xml:space="preserve">) → updates </w:t>
+      </w:r>
+      <w:proofErr w:type="spellStart"/>
+      <w:r>
+        <w:t>QueryContext</w:t>
+      </w:r>
+      <w:proofErr w:type="spellEnd"/>
+    </w:p>
+    <w:p>
+      <w:pPr>
+        <w:spacing w:after="200"/>
+      </w:pPr>
+      <w:r>
+        <w:lastRenderedPageBreak/>
+        <w:t xml:space="preserve">                             # handles loading state, error state, response parsing</w:t>
+      </w:r>
+    </w:p>
+    <w:p>
+      <w:pPr>
+        <w:spacing w:after="200"/>
+      </w:pPr>
+      <w:r>
+        <w:t xml:space="preserve">  useGraphData.js            # </w:t>
+      </w:r>
+      <w:proofErr w:type="spellStart"/>
+      <w:r>
+        <w:t>fetchGraph</w:t>
+      </w:r>
+      <w:proofErr w:type="spellEnd"/>
+      <w:r>
+        <w:t xml:space="preserve">(level) → updates </w:t>
+      </w:r>
+      <w:proofErr w:type="spellStart"/>
+      <w:r>
+        <w:t>GraphContext</w:t>
+      </w:r>
+      <w:proofErr w:type="spellEnd"/>
+    </w:p>
+    <w:p>
+      <w:pPr>
+        <w:spacing w:after="200"/>
+      </w:pPr>
+      <w:r>
+        <w:t xml:space="preserve">                             # caches by level, lazy loads on first access</w:t>
+      </w:r>
+    </w:p>
+    <w:p>
+      <w:pPr>
+        <w:spacing w:after="200"/>
+      </w:pPr>
+      <w:r>
+        <w:t xml:space="preserve">  useIndexingStatus.js       # polls GET /index/status every 3s while running</w:t>
+      </w:r>
+    </w:p>
+    <w:p>
+      <w:pPr>
+        <w:spacing w:after="200"/>
+      </w:pPr>
+      <w:r>
+        <w:t xml:space="preserve">                             # stops polling on COMPLETED or FAILED</w:t>
+      </w:r>
+    </w:p>
+    <w:p>
+      <w:pPr>
+        <w:spacing w:after="200"/>
+      </w:pPr>
+      <w:r>
+        <w:t xml:space="preserve">                             # returns </w:t>
+      </w:r>
+      <w:proofErr w:type="gramStart"/>
+      <w:r>
+        <w:t>{ status</w:t>
+      </w:r>
+      <w:proofErr w:type="gramEnd"/>
+      <w:r>
+        <w:t xml:space="preserve">, stages, </w:t>
+      </w:r>
+      <w:proofErr w:type="spellStart"/>
+      <w:r>
+        <w:t>currentStage</w:t>
+      </w:r>
+      <w:proofErr w:type="spellEnd"/>
+      <w:r>
+        <w:t xml:space="preserve">, </w:t>
+      </w:r>
+      <w:proofErr w:type="gramStart"/>
+      <w:r>
+        <w:t>progress }</w:t>
+      </w:r>
+      <w:proofErr w:type="gramEnd"/>
+    </w:p>
+    <w:p>
+      <w:pPr>
+        <w:spacing w:after="200"/>
+      </w:pPr>
+      <w:r>
+        <w:t xml:space="preserve">  useEvaluation.js           # </w:t>
+      </w:r>
+      <w:proofErr w:type="spellStart"/>
+      <w:proofErr w:type="gramStart"/>
+      <w:r>
+        <w:t>triggerEval</w:t>
+      </w:r>
+      <w:proofErr w:type="spellEnd"/>
+      <w:r>
+        <w:t>(</w:t>
+      </w:r>
+      <w:proofErr w:type="gramEnd"/>
+      <w:r>
+        <w:t>) → POST, then poll results</w:t>
+      </w:r>
+    </w:p>
+    <w:p>
+      <w:pPr>
+        <w:spacing w:after="200"/>
+      </w:pPr>
+      <w:r>
+        <w:t xml:space="preserve">                             # returns </w:t>
+      </w:r>
+      <w:proofErr w:type="gramStart"/>
+      <w:r>
+        <w:t xml:space="preserve">{ </w:t>
+      </w:r>
+      <w:proofErr w:type="spellStart"/>
+      <w:r>
+        <w:t>isRunning</w:t>
+      </w:r>
+      <w:proofErr w:type="spellEnd"/>
+      <w:proofErr w:type="gramEnd"/>
+      <w:r>
+        <w:t xml:space="preserve">, results, </w:t>
+      </w:r>
+      <w:proofErr w:type="gramStart"/>
+      <w:r>
+        <w:t>error }</w:t>
+      </w:r>
+      <w:proofErr w:type="gramEnd"/>
+    </w:p>
+    <w:p>
+      <w:pPr>
+        <w:spacing w:after="200"/>
+        <w:rPr>
+          <w:b/>
+          <w:bCs/>
+        </w:rPr>
+      </w:pPr>
+      <w:r>
+        <w:rPr>
+          <w:b/>
+          <w:bCs/>
+        </w:rPr>
+        <w:t xml:space="preserve">2.4 Common components — </w:t>
+      </w:r>
+      <w:proofErr w:type="spellStart"/>
+      <w:r>
+        <w:rPr>
+          <w:b/>
+          <w:bCs/>
+        </w:rPr>
+        <w:t>src</w:t>
+      </w:r>
+      <w:proofErr w:type="spellEnd"/>
+      <w:r>
+        <w:rPr>
+          <w:b/>
+          <w:bCs/>
+        </w:rPr>
+        <w:t>/components/common/</w:t>
+      </w:r>
+    </w:p>
+    <w:p>
+      <w:pPr>
+        <w:spacing w:after="200"/>
+      </w:pPr>
+      <w:proofErr w:type="spellStart"/>
+      <w:r>
+        <w:t>Navbar.jsx</w:t>
+      </w:r>
+      <w:proofErr w:type="spellEnd"/>
+      <w:r>
+        <w:t xml:space="preserve">                   # Top navigation bar</w:t>
+      </w:r>
+    </w:p>
+    <w:p>
+      <w:pPr>
+        <w:spacing w:after="200"/>
+      </w:pPr>
+      <w:r>
+        <w:t xml:space="preserve">                             #   tabs: Query | Graph | Indexing | Evaluation</w:t>
+      </w:r>
+    </w:p>
+    <w:p>
+      <w:pPr>
+        <w:spacing w:after="200"/>
+      </w:pPr>
+      <w:r>
+        <w:t xml:space="preserve">                             #   active tab highlight, react-router Links</w:t>
+      </w:r>
+    </w:p>
+    <w:p>
+      <w:pPr>
+        <w:spacing w:after="200"/>
+      </w:pPr>
+      <w:r>
+        <w:t xml:space="preserve">                             #   </w:t>
+      </w:r>
+      <w:proofErr w:type="spellStart"/>
+      <w:r>
+        <w:t>IndexStatus</w:t>
+      </w:r>
+      <w:proofErr w:type="spellEnd"/>
+      <w:r>
+        <w:t xml:space="preserve"> dot (green=ready, amber=indexing, red=error)</w:t>
+      </w:r>
+    </w:p>
+    <w:p>
+      <w:pPr>
+        <w:spacing w:after="200"/>
+      </w:pPr>
+    </w:p>
+    <w:p>
+      <w:pPr>
+        <w:spacing w:after="200"/>
+      </w:pPr>
+      <w:proofErr w:type="spellStart"/>
+      <w:r>
+        <w:t>Spinner.jsx</w:t>
+      </w:r>
+      <w:proofErr w:type="spellEnd"/>
+      <w:r>
+        <w:t xml:space="preserve">                  # </w:t>
+      </w:r>
+      <w:proofErr w:type="spellStart"/>
+      <w:r>
+        <w:t>Centered</w:t>
+      </w:r>
+      <w:proofErr w:type="spellEnd"/>
+      <w:r>
+        <w:t xml:space="preserve"> loading indicator, accepts size prop</w:t>
+      </w:r>
+    </w:p>
+    <w:p>
+      <w:pPr>
+        <w:spacing w:after="200"/>
+      </w:pPr>
+      <w:r>
+        <w:t xml:space="preserve">                             #   variants: page-level (full overlay), inline (small)</w:t>
+      </w:r>
+    </w:p>
+    <w:p>
+      <w:pPr>
+        <w:spacing w:after="200"/>
+      </w:pPr>
+    </w:p>
+    <w:p>
+      <w:pPr>
+        <w:spacing w:after="200"/>
+      </w:pPr>
+      <w:proofErr w:type="spellStart"/>
+      <w:r>
+        <w:t>ErrorMessage.jsx</w:t>
+      </w:r>
+      <w:proofErr w:type="spellEnd"/>
+      <w:r>
+        <w:t xml:space="preserve">             # Inline red error box</w:t>
+      </w:r>
+    </w:p>
+    <w:p>
+      <w:pPr>
+        <w:spacing w:after="200"/>
+      </w:pPr>
+      <w:r>
+        <w:t xml:space="preserve">                             #   props: message, </w:t>
+      </w:r>
+      <w:proofErr w:type="spellStart"/>
+      <w:r>
+        <w:t>onDismiss</w:t>
+      </w:r>
+      <w:proofErr w:type="spellEnd"/>
+      <w:r>
+        <w:t>, variant (</w:t>
+      </w:r>
+      <w:proofErr w:type="spellStart"/>
+      <w:r>
+        <w:t>error|warning|info</w:t>
+      </w:r>
+      <w:proofErr w:type="spellEnd"/>
+      <w:r>
+        <w:t>)</w:t>
+      </w:r>
+    </w:p>
+    <w:p>
+      <w:pPr>
+        <w:spacing w:after="200"/>
+      </w:pPr>
+    </w:p>
+    <w:p>
+      <w:pPr>
+        <w:spacing w:after="200"/>
+      </w:pPr>
+      <w:proofErr w:type="spellStart"/>
+      <w:r>
+        <w:t>Toast.jsx</w:t>
+      </w:r>
+      <w:proofErr w:type="spellEnd"/>
+      <w:r>
+        <w:t xml:space="preserve">                    # Top-right notification overlay</w:t>
+      </w:r>
+    </w:p>
+    <w:p>
+      <w:pPr>
+        <w:spacing w:after="200"/>
+      </w:pPr>
+      <w:r>
+        <w:t xml:space="preserve">                             #   auto-dismiss after 4s</w:t>
+      </w:r>
+    </w:p>
+    <w:p>
+      <w:pPr>
+        <w:spacing w:after="200"/>
+      </w:pPr>
+      <w:r>
+        <w:t xml:space="preserve">                             #   variants: success (green), error (red), info (blue)</w:t>
+      </w:r>
+    </w:p>
+    <w:p>
+      <w:pPr>
+        <w:spacing w:after="200"/>
+        <w:rPr>
+          <w:b/>
+          <w:bCs/>
+        </w:rPr>
+      </w:pPr>
+      <w:r>
+        <w:rPr>
+          <w:b/>
+          <w:bCs/>
+        </w:rPr>
+        <w:t xml:space="preserve">2.5 Feature components — </w:t>
+      </w:r>
+      <w:proofErr w:type="spellStart"/>
+      <w:r>
+        <w:rPr>
+          <w:b/>
+          <w:bCs/>
+        </w:rPr>
+        <w:t>src</w:t>
+      </w:r>
+      <w:proofErr w:type="spellEnd"/>
+      <w:r>
+        <w:rPr>
+          <w:b/>
+          <w:bCs/>
+        </w:rPr>
+        <w:t>/components/</w:t>
+      </w:r>
+    </w:p>
+    <w:p>
+      <w:pPr>
+        <w:spacing w:after="200"/>
+      </w:pPr>
+      <w:proofErr w:type="spellStart"/>
+      <w:r>
+        <w:t>QueryInput.jsx</w:t>
+      </w:r>
+      <w:proofErr w:type="spellEnd"/>
+      <w:r>
+        <w:t xml:space="preserve">               # Main query form</w:t>
+      </w:r>
+    </w:p>
+    <w:p>
+      <w:pPr>
+        <w:spacing w:after="200"/>
+      </w:pPr>
+      <w:r>
+        <w:t xml:space="preserve">                             #   </w:t>
+      </w:r>
+      <w:proofErr w:type="spellStart"/>
+      <w:r>
+        <w:t>textarea</w:t>
+      </w:r>
+      <w:proofErr w:type="spellEnd"/>
+      <w:r>
+        <w:t xml:space="preserve"> (multi-line), placeholder with example</w:t>
+      </w:r>
+    </w:p>
+    <w:p>
+      <w:pPr>
+        <w:spacing w:after="200"/>
+      </w:pPr>
+      <w:r>
+        <w:t xml:space="preserve">                             #   mode selector: </w:t>
+      </w:r>
+      <w:proofErr w:type="spellStart"/>
+      <w:r>
+        <w:t>GraphRAG</w:t>
+      </w:r>
+      <w:proofErr w:type="spellEnd"/>
+      <w:r>
+        <w:t xml:space="preserve"> | </w:t>
+      </w:r>
+      <w:proofErr w:type="spellStart"/>
+      <w:r>
+        <w:t>VectorRAG</w:t>
+      </w:r>
+      <w:proofErr w:type="spellEnd"/>
+      <w:r>
+        <w:t xml:space="preserve"> | Both</w:t>
+      </w:r>
+    </w:p>
+    <w:p>
+      <w:pPr>
+        <w:spacing w:after="200"/>
+      </w:pPr>
+      <w:r>
+        <w:t xml:space="preserve">                             #   community level dropdown: C0/C1/C2/C3 (</w:t>
+      </w:r>
+      <w:proofErr w:type="spellStart"/>
+      <w:r>
+        <w:t>GraphRAG</w:t>
+      </w:r>
+      <w:proofErr w:type="spellEnd"/>
+      <w:r>
+        <w:t xml:space="preserve"> only)</w:t>
+      </w:r>
+    </w:p>
+    <w:p>
+      <w:pPr>
+        <w:spacing w:after="200"/>
+      </w:pPr>
+      <w:r>
+        <w:t xml:space="preserve">                             #   </w:t>
+      </w:r>
+      <w:proofErr w:type="gramStart"/>
+      <w:r>
+        <w:t>submit</w:t>
+      </w:r>
+      <w:proofErr w:type="gramEnd"/>
+      <w:r>
+        <w:t xml:space="preserve"> button + keyboard shortcut (</w:t>
+      </w:r>
+      <w:proofErr w:type="spellStart"/>
+      <w:r>
+        <w:t>Ctrl+Enter</w:t>
+      </w:r>
+      <w:proofErr w:type="spellEnd"/>
+      <w:r>
+        <w:t>)</w:t>
+      </w:r>
+    </w:p>
+    <w:p>
+      <w:pPr>
+        <w:spacing w:after="200"/>
+      </w:pPr>
+      <w:r>
+        <w:lastRenderedPageBreak/>
+        <w:t xml:space="preserve">                             #   disabled state while query is running</w:t>
+      </w:r>
+    </w:p>
+    <w:p>
+      <w:pPr>
+        <w:spacing w:after="200"/>
+      </w:pPr>
+    </w:p>
+    <w:p>
+      <w:pPr>
+        <w:spacing w:after="200"/>
+      </w:pPr>
+      <w:proofErr w:type="spellStart"/>
+      <w:r>
+        <w:t>AnswerPanel.jsx</w:t>
+      </w:r>
+      <w:proofErr w:type="spellEnd"/>
+      <w:r>
+        <w:t xml:space="preserve">              # Side-by-side answer display (Both mode)</w:t>
+      </w:r>
+    </w:p>
+    <w:p>
+      <w:pPr>
+        <w:spacing w:after="200"/>
+      </w:pPr>
+      <w:r>
+        <w:t xml:space="preserve">                             #   OR </w:t>
+      </w:r>
+      <w:proofErr w:type="gramStart"/>
+      <w:r>
+        <w:t>single-panel</w:t>
+      </w:r>
+      <w:proofErr w:type="gramEnd"/>
+      <w:r>
+        <w:t xml:space="preserve"> (</w:t>
+      </w:r>
+      <w:proofErr w:type="spellStart"/>
+      <w:r>
+        <w:t>GraphRAG</w:t>
+      </w:r>
+      <w:proofErr w:type="spellEnd"/>
+      <w:r>
+        <w:t xml:space="preserve"> / </w:t>
+      </w:r>
+      <w:proofErr w:type="spellStart"/>
+      <w:r>
+        <w:t>VectorRAG</w:t>
+      </w:r>
+      <w:proofErr w:type="spellEnd"/>
+      <w:r>
+        <w:t xml:space="preserve"> mode)</w:t>
+      </w:r>
+    </w:p>
+    <w:p>
+      <w:pPr>
+        <w:spacing w:after="200"/>
+      </w:pPr>
+      <w:r>
+        <w:t xml:space="preserve">                             #   answer text with markdown rendering</w:t>
+      </w:r>
+    </w:p>
+    <w:p>
+      <w:pPr>
+        <w:spacing w:after="200"/>
+      </w:pPr>
+      <w:r>
+        <w:t xml:space="preserve">                             #   latency badge (</w:t>
+      </w:r>
+      <w:proofErr w:type="spellStart"/>
+      <w:r>
+        <w:t>ms</w:t>
+      </w:r>
+      <w:proofErr w:type="spellEnd"/>
+      <w:r>
+        <w:t>), token count badge</w:t>
+      </w:r>
+    </w:p>
+    <w:p>
+      <w:pPr>
+        <w:spacing w:after="200"/>
+      </w:pPr>
+      <w:r>
+        <w:t xml:space="preserve">                             #   expandable source list toggle</w:t>
+      </w:r>
+    </w:p>
+    <w:p>
+      <w:pPr>
+        <w:spacing w:after="200"/>
+      </w:pPr>
+    </w:p>
+    <w:p>
+      <w:pPr>
+        <w:spacing w:after="200"/>
+      </w:pPr>
+      <w:proofErr w:type="spellStart"/>
+      <w:r>
+        <w:t>SourceList.jsx</w:t>
+      </w:r>
+      <w:proofErr w:type="spellEnd"/>
+      <w:r>
+        <w:t xml:space="preserve">               # Expandable list of sources used per answer</w:t>
+      </w:r>
+    </w:p>
+    <w:p>
+      <w:pPr>
+        <w:spacing w:after="200"/>
+      </w:pPr>
+      <w:r>
+        <w:t xml:space="preserve">                             #   </w:t>
+      </w:r>
+      <w:proofErr w:type="spellStart"/>
+      <w:r>
+        <w:t>GraphRAG</w:t>
+      </w:r>
+      <w:proofErr w:type="spellEnd"/>
+      <w:r>
+        <w:t>: community summaries (title, level, score)</w:t>
+      </w:r>
+    </w:p>
+    <w:p>
+      <w:pPr>
+        <w:spacing w:after="200"/>
+      </w:pPr>
+      <w:r>
+        <w:t xml:space="preserve">                             #   </w:t>
+      </w:r>
+      <w:proofErr w:type="spellStart"/>
+      <w:r>
+        <w:t>VectorRAG</w:t>
+      </w:r>
+      <w:proofErr w:type="spellEnd"/>
+      <w:r>
+        <w:t>: retrieved chunks (source doc, similarity)</w:t>
+      </w:r>
+    </w:p>
+    <w:p>
+      <w:pPr>
+        <w:spacing w:after="200"/>
+      </w:pPr>
+      <w:r>
+        <w:t xml:space="preserve">                             #   collapse/expand all button</w:t>
+      </w:r>
+    </w:p>
+    <w:p>
+      <w:pPr>
+        <w:spacing w:after="200"/>
+      </w:pPr>
+    </w:p>
+    <w:p>
+      <w:pPr>
+        <w:spacing w:after="200"/>
+      </w:pPr>
+      <w:proofErr w:type="spellStart"/>
+      <w:r>
+        <w:t>EvaluationPanel.jsx</w:t>
+      </w:r>
+      <w:proofErr w:type="spellEnd"/>
+      <w:r>
+        <w:t xml:space="preserve">          # 4-criterion comparison table</w:t>
+      </w:r>
+    </w:p>
+    <w:p>
+      <w:pPr>
+        <w:spacing w:after="200"/>
+      </w:pPr>
+      <w:r>
+        <w:t xml:space="preserve">                             #   rows: comprehensiveness, diversity, empowerment, directness</w:t>
+      </w:r>
+    </w:p>
+    <w:p>
+      <w:pPr>
+        <w:spacing w:after="200"/>
+      </w:pPr>
+      <w:r>
+        <w:t xml:space="preserve">                             #   columns: </w:t>
+      </w:r>
+      <w:proofErr w:type="spellStart"/>
+      <w:r>
+        <w:t>GraphRAG</w:t>
+      </w:r>
+      <w:proofErr w:type="spellEnd"/>
+      <w:r>
+        <w:t xml:space="preserve"> wins, </w:t>
+      </w:r>
+      <w:proofErr w:type="spellStart"/>
+      <w:r>
+        <w:t>VectorRAG</w:t>
+      </w:r>
+      <w:proofErr w:type="spellEnd"/>
+      <w:r>
+        <w:t xml:space="preserve"> wins, tie</w:t>
+      </w:r>
+    </w:p>
+    <w:p>
+      <w:pPr>
+        <w:spacing w:after="200"/>
+      </w:pPr>
+      <w:r>
+        <w:t xml:space="preserve">                             #   expandable judge reasoning per criterion</w:t>
+      </w:r>
+    </w:p>
+    <w:p>
+      <w:pPr>
+        <w:spacing w:after="200"/>
+      </w:pPr>
+      <w:r>
+        <w:t xml:space="preserve">                             #   overall winner banner</w:t>
+      </w:r>
+    </w:p>
+    <w:p>
+      <w:pPr>
+        <w:spacing w:after="200"/>
+      </w:pPr>
+    </w:p>
+    <w:p>
+      <w:pPr>
+        <w:spacing w:after="200"/>
+      </w:pPr>
+      <w:proofErr w:type="spellStart"/>
+      <w:r>
+        <w:t>TokenStats.jsx</w:t>
+      </w:r>
+      <w:proofErr w:type="spellEnd"/>
+      <w:r>
+        <w:t xml:space="preserve">               # Cost/token breakdown per query</w:t>
+      </w:r>
+    </w:p>
+    <w:p>
+      <w:pPr>
+        <w:spacing w:after="200"/>
+      </w:pPr>
+      <w:r>
+        <w:t xml:space="preserve">                             #   prompt tokens, completion tokens, total</w:t>
+      </w:r>
+    </w:p>
+    <w:p>
+      <w:pPr>
+        <w:spacing w:after="200"/>
+      </w:pPr>
+      <w:r>
+        <w:t xml:space="preserve">                             #   estimated cost in USD</w:t>
+      </w:r>
+    </w:p>
+    <w:p>
+      <w:pPr>
+        <w:spacing w:after="200"/>
+      </w:pPr>
+      <w:r>
+        <w:t xml:space="preserve">                             #   side-by-side: </w:t>
+      </w:r>
+      <w:proofErr w:type="spellStart"/>
+      <w:r>
+        <w:t>GraphRAG</w:t>
+      </w:r>
+      <w:proofErr w:type="spellEnd"/>
+      <w:r>
+        <w:t xml:space="preserve"> vs </w:t>
+      </w:r>
+      <w:proofErr w:type="spellStart"/>
+      <w:r>
+        <w:t>VectorRAG</w:t>
+      </w:r>
+      <w:proofErr w:type="spellEnd"/>
+      <w:r>
+        <w:t xml:space="preserve"> token usage</w:t>
+      </w:r>
+    </w:p>
+    <w:p>
+      <w:pPr>
+        <w:spacing w:after="200"/>
+      </w:pPr>
+    </w:p>
+    <w:p>
+      <w:pPr>
+        <w:spacing w:after="200"/>
+      </w:pPr>
+      <w:proofErr w:type="spellStart"/>
+      <w:r>
+        <w:t>CommunitySelector.jsx</w:t>
+      </w:r>
+      <w:proofErr w:type="spellEnd"/>
+      <w:r>
+        <w:t xml:space="preserve">        # Level picker: C0 / C1 / C2 / C3</w:t>
+      </w:r>
+    </w:p>
+    <w:p>
+      <w:pPr>
+        <w:spacing w:after="200"/>
+      </w:pPr>
+      <w:r>
+        <w:t xml:space="preserve">                             #   tooltip explaining each level (cost vs. granularity)</w:t>
+      </w:r>
+    </w:p>
+    <w:p>
+      <w:pPr>
+        <w:spacing w:after="200"/>
+      </w:pPr>
+      <w:r>
+        <w:t xml:space="preserve">                             #   disabled levels if not yet indexed</w:t>
+      </w:r>
+    </w:p>
+    <w:p>
+      <w:pPr>
+        <w:spacing w:after="200"/>
+      </w:pPr>
+      <w:r>
+        <w:t xml:space="preserve">                             #   community count badge per level</w:t>
+      </w:r>
+    </w:p>
+    <w:p>
+      <w:pPr>
+        <w:spacing w:after="200"/>
+      </w:pPr>
+    </w:p>
+    <w:p>
+      <w:pPr>
+        <w:spacing w:after="200"/>
+      </w:pPr>
+      <w:proofErr w:type="spellStart"/>
+      <w:r>
+        <w:lastRenderedPageBreak/>
+        <w:t>GraphVisualizer.jsx</w:t>
+      </w:r>
+      <w:proofErr w:type="spellEnd"/>
+      <w:r>
+        <w:t xml:space="preserve">          # react-force-graph-2d force-directed graph</w:t>
+      </w:r>
+    </w:p>
+    <w:p>
+      <w:pPr>
+        <w:spacing w:after="200"/>
+      </w:pPr>
+      <w:r>
+        <w:t xml:space="preserve">                             #   nodes: size </w:t>
+      </w:r>
+      <w:r>
+        <w:rPr>
+          <w:rFonts w:ascii="Cambria Math" w:hAnsi="Cambria Math" w:cs="Cambria Math"/>
+        </w:rPr>
+        <w:t>∝</w:t>
+      </w:r>
+      <w:r>
+        <w:t xml:space="preserve"> degree, </w:t>
+      </w:r>
+      <w:proofErr w:type="spellStart"/>
+      <w:r>
+        <w:t>color</w:t>
+      </w:r>
+      <w:proofErr w:type="spellEnd"/>
+      <w:r>
+        <w:t xml:space="preserve"> by entity type</w:t>
+      </w:r>
+    </w:p>
+    <w:p>
+      <w:pPr>
+        <w:spacing w:after="200"/>
+      </w:pPr>
+      <w:r>
+        <w:t xml:space="preserve">                             #   edges: thickness </w:t>
+      </w:r>
+      <w:r>
+        <w:rPr>
+          <w:rFonts w:ascii="Cambria Math" w:hAnsi="Cambria Math" w:cs="Cambria Math"/>
+        </w:rPr>
+        <w:t>∝</w:t>
+      </w:r>
+      <w:r>
+        <w:t xml:space="preserve"> weight</w:t>
+      </w:r>
+    </w:p>
+    <w:p>
+      <w:pPr>
+        <w:spacing w:after="200"/>
+      </w:pPr>
+      <w:r>
+        <w:t xml:space="preserve">                             #   hover tooltip: name, type, mention count</w:t>
+      </w:r>
+    </w:p>
+    <w:p>
+      <w:pPr>
+        <w:spacing w:after="200"/>
+      </w:pPr>
+      <w:r>
+        <w:t xml:space="preserve">                             #   </w:t>
+      </w:r>
+      <w:proofErr w:type="gramStart"/>
+      <w:r>
+        <w:t>click</w:t>
+      </w:r>
+      <w:proofErr w:type="gramEnd"/>
+      <w:r>
+        <w:t xml:space="preserve"> </w:t>
+      </w:r>
+      <w:proofErr w:type="gramStart"/>
+      <w:r>
+        <w:t>node:</w:t>
+      </w:r>
+      <w:proofErr w:type="gramEnd"/>
+      <w:r>
+        <w:t xml:space="preserve"> opens </w:t>
+      </w:r>
+      <w:proofErr w:type="spellStart"/>
+      <w:r>
+        <w:t>NodeDetailPanel</w:t>
+      </w:r>
+      <w:proofErr w:type="spellEnd"/>
+    </w:p>
+    <w:p>
+      <w:pPr>
+        <w:spacing w:after="200"/>
+      </w:pPr>
+      <w:r>
+        <w:t xml:space="preserve">                             #   community highlight: </w:t>
+      </w:r>
+      <w:proofErr w:type="spellStart"/>
+      <w:r>
+        <w:t>color</w:t>
+      </w:r>
+      <w:proofErr w:type="spellEnd"/>
+      <w:r>
+        <w:t xml:space="preserve"> by community membership</w:t>
+      </w:r>
+    </w:p>
+    <w:p>
+      <w:pPr>
+        <w:spacing w:after="200"/>
+      </w:pPr>
+      <w:r>
+        <w:t xml:space="preserve">                             #   controls: zoom, pan, reset, filter by entity type</w:t>
+      </w:r>
+    </w:p>
+    <w:p>
+      <w:pPr>
+        <w:spacing w:after="200"/>
+      </w:pPr>
+    </w:p>
+    <w:p>
+      <w:pPr>
+        <w:spacing w:after="200"/>
+      </w:pPr>
+      <w:proofErr w:type="spellStart"/>
+      <w:r>
+        <w:t>PipelineStatus.jsx</w:t>
+      </w:r>
+      <w:proofErr w:type="spellEnd"/>
+      <w:r>
+        <w:t xml:space="preserve">           # Step-by-step indexing progress</w:t>
+      </w:r>
+    </w:p>
+    <w:p>
+      <w:pPr>
+        <w:spacing w:after="200"/>
+      </w:pPr>
+      <w:r>
+        <w:t xml:space="preserve">                             #   6 stages: </w:t>
+      </w:r>
+      <w:proofErr w:type="spellStart"/>
+      <w:r>
+        <w:t>chunking→extraction→gleaning</w:t>
+      </w:r>
+      <w:proofErr w:type="spellEnd"/>
+      <w:r>
+        <w:t>→</w:t>
+      </w:r>
+    </w:p>
+    <w:p>
+      <w:pPr>
+        <w:spacing w:after="200"/>
+      </w:pPr>
+      <w:r>
+        <w:t xml:space="preserve">                             #             </w:t>
+      </w:r>
+      <w:proofErr w:type="spellStart"/>
+      <w:r>
+        <w:t>graph_construction→community_detection→summarization</w:t>
+      </w:r>
+      <w:proofErr w:type="spellEnd"/>
+    </w:p>
+    <w:p>
+      <w:pPr>
+        <w:spacing w:after="200"/>
+      </w:pPr>
+      <w:r>
+        <w:t xml:space="preserve">                             #   </w:t>
+      </w:r>
+      <w:proofErr w:type="gramStart"/>
+      <w:r>
+        <w:t>each</w:t>
+      </w:r>
+      <w:proofErr w:type="gramEnd"/>
+      <w:r>
+        <w:t xml:space="preserve"> stage: icon, name, status (queued/running/done/failed)</w:t>
+      </w:r>
+    </w:p>
+    <w:p>
+      <w:pPr>
+        <w:spacing w:after="200"/>
+      </w:pPr>
+      <w:r>
+        <w:t xml:space="preserve">                             #   running stage: animated progress bar with % complete</w:t>
+      </w:r>
+    </w:p>
+    <w:p>
+      <w:pPr>
+        <w:spacing w:after="200"/>
+      </w:pPr>
+      <w:r>
+        <w:t xml:space="preserve">                             #   artifact counts when done (chunks, nodes, edges, communities)</w:t>
+      </w:r>
+    </w:p>
+    <w:p>
+      <w:pPr>
+        <w:spacing w:after="200"/>
+      </w:pPr>
+    </w:p>
+    <w:p>
+      <w:pPr>
+        <w:spacing w:after="200"/>
+      </w:pPr>
+      <w:proofErr w:type="spellStart"/>
+      <w:r>
+        <w:t>SampleQuestions.jsx</w:t>
+      </w:r>
+      <w:proofErr w:type="spellEnd"/>
+      <w:r>
+        <w:t xml:space="preserve">          # Clickable pre-written global sensemaking questions</w:t>
+      </w:r>
+    </w:p>
+    <w:p>
+      <w:pPr>
+        <w:spacing w:after="200"/>
+      </w:pPr>
+      <w:r>
+        <w:t xml:space="preserve">                             #   5–8 questions from constants.js</w:t>
+      </w:r>
+    </w:p>
+    <w:p>
+      <w:pPr>
+        <w:spacing w:after="200"/>
+      </w:pPr>
+      <w:r>
+        <w:t xml:space="preserve">                             #   clicking fills </w:t>
+      </w:r>
+      <w:proofErr w:type="spellStart"/>
+      <w:r>
+        <w:t>QueryInput</w:t>
+      </w:r>
+      <w:proofErr w:type="spellEnd"/>
+      <w:r>
+        <w:t xml:space="preserve"> </w:t>
+      </w:r>
+      <w:proofErr w:type="spellStart"/>
+      <w:r>
+        <w:t>textarea</w:t>
+      </w:r>
+      <w:proofErr w:type="spellEnd"/>
+    </w:p>
+    <w:p>
+      <w:pPr>
+        <w:spacing w:after="200"/>
+      </w:pPr>
+      <w:r>
+        <w:t xml:space="preserve">                             #   visual category tags (thematic, comparative, causal)</w:t>
+      </w:r>
+    </w:p>
+    <w:p>
+      <w:pPr>
+        <w:spacing w:after="200"/>
+        <w:rPr>
+          <w:b/>
+          <w:bCs/>
+        </w:rPr>
+      </w:pPr>
+      <w:r>
+        <w:rPr>
+          <w:b/>
+          <w:bCs/>
+        </w:rPr>
+        <w:t xml:space="preserve">2.6 Pages — </w:t>
+      </w:r>
+      <w:proofErr w:type="spellStart"/>
+      <w:r>
+        <w:rPr>
+          <w:b/>
+          <w:bCs/>
+        </w:rPr>
+        <w:t>src</w:t>
+      </w:r>
+      <w:proofErr w:type="spellEnd"/>
+      <w:r>
+        <w:rPr>
+          <w:b/>
+          <w:bCs/>
+        </w:rPr>
+        <w:t>/pages/</w:t>
+      </w:r>
+    </w:p>
+    <w:p>
+      <w:pPr>
+        <w:spacing w:after="200"/>
+      </w:pPr>
+      <w:proofErr w:type="spellStart"/>
+      <w:r>
+        <w:t>QueryPage.jsx</w:t>
+      </w:r>
+      <w:proofErr w:type="spellEnd"/>
+      <w:r>
+        <w:t xml:space="preserve">                # PRIMARY PAGE — the core demo</w:t>
+      </w:r>
+    </w:p>
+    <w:p>
+      <w:pPr>
+        <w:spacing w:after="200"/>
+      </w:pPr>
+      <w:r>
+        <w:t xml:space="preserve">                             #   layout: </w:t>
+      </w:r>
+      <w:proofErr w:type="spellStart"/>
+      <w:r>
+        <w:t>SampleQuestions</w:t>
+      </w:r>
+      <w:proofErr w:type="spellEnd"/>
+      <w:r>
+        <w:t xml:space="preserve"> → </w:t>
+      </w:r>
+      <w:proofErr w:type="spellStart"/>
+      <w:r>
+        <w:t>QueryInput</w:t>
+      </w:r>
+      <w:proofErr w:type="spellEnd"/>
+      <w:r>
+        <w:t xml:space="preserve"> →</w:t>
+      </w:r>
+    </w:p>
+    <w:p>
+      <w:pPr>
+        <w:spacing w:after="200"/>
+      </w:pPr>
+      <w:r>
+        <w:t xml:space="preserve">                             #           </w:t>
+      </w:r>
+      <w:proofErr w:type="spellStart"/>
+      <w:r>
+        <w:t>AnswerPanel</w:t>
+      </w:r>
+      <w:proofErr w:type="spellEnd"/>
+      <w:r>
+        <w:t xml:space="preserve"> (side-by-side) → </w:t>
+      </w:r>
+      <w:proofErr w:type="spellStart"/>
+      <w:r>
+        <w:t>TokenStats</w:t>
+      </w:r>
+      <w:proofErr w:type="spellEnd"/>
+    </w:p>
+    <w:p>
+      <w:pPr>
+        <w:spacing w:after="200"/>
+      </w:pPr>
+      <w:r>
+        <w:t xml:space="preserve">                             #   uses: </w:t>
+      </w:r>
+      <w:proofErr w:type="spellStart"/>
+      <w:r>
+        <w:t>QueryContext</w:t>
+      </w:r>
+      <w:proofErr w:type="spellEnd"/>
+      <w:r>
+        <w:t xml:space="preserve">, </w:t>
+      </w:r>
+      <w:proofErr w:type="spellStart"/>
+      <w:r>
+        <w:t>useQuery</w:t>
+      </w:r>
+      <w:proofErr w:type="spellEnd"/>
+      <w:r>
+        <w:t xml:space="preserve"> hook</w:t>
+      </w:r>
+    </w:p>
+    <w:p>
+      <w:pPr>
+        <w:spacing w:after="200"/>
+      </w:pPr>
+      <w:r>
+        <w:t xml:space="preserve">                             #   empty state: "Index your corpus to start querying"</w:t>
+      </w:r>
+    </w:p>
+    <w:p>
+      <w:pPr>
+        <w:spacing w:after="200"/>
+      </w:pPr>
+    </w:p>
+    <w:p>
+      <w:pPr>
+        <w:spacing w:after="200"/>
+      </w:pPr>
+      <w:proofErr w:type="spellStart"/>
+      <w:r>
+        <w:t>GraphPage.jsx</w:t>
+      </w:r>
+      <w:proofErr w:type="spellEnd"/>
+      <w:r>
+        <w:t xml:space="preserve">                # Knowledge graph exploration</w:t>
+      </w:r>
+    </w:p>
+    <w:p>
+      <w:pPr>
+        <w:spacing w:after="200"/>
+      </w:pPr>
+      <w:r>
+        <w:t xml:space="preserve">                             #   layout: </w:t>
+      </w:r>
+      <w:proofErr w:type="spellStart"/>
+      <w:r>
+        <w:t>CommunitySelector</w:t>
+      </w:r>
+      <w:proofErr w:type="spellEnd"/>
+      <w:r>
+        <w:t xml:space="preserve"> (top) →</w:t>
+      </w:r>
+    </w:p>
+    <w:p>
+      <w:pPr>
+        <w:spacing w:after="200"/>
+      </w:pPr>
+      <w:r>
+        <w:t xml:space="preserve">                             #           </w:t>
+      </w:r>
+      <w:proofErr w:type="spellStart"/>
+      <w:r>
+        <w:t>GraphVisualizer</w:t>
+      </w:r>
+      <w:proofErr w:type="spellEnd"/>
+      <w:r>
+        <w:t xml:space="preserve"> (main, 80% width) +</w:t>
+      </w:r>
+    </w:p>
+    <w:p>
+      <w:pPr>
+        <w:spacing w:after="200"/>
+      </w:pPr>
+      <w:r>
+        <w:lastRenderedPageBreak/>
+        <w:t xml:space="preserve">                             #           </w:t>
+      </w:r>
+      <w:proofErr w:type="spellStart"/>
+      <w:r>
+        <w:t>CommunityList</w:t>
+      </w:r>
+      <w:proofErr w:type="spellEnd"/>
+      <w:r>
+        <w:t xml:space="preserve"> sidebar (20% width)</w:t>
+      </w:r>
+    </w:p>
+    <w:p>
+      <w:pPr>
+        <w:spacing w:after="200"/>
+      </w:pPr>
+      <w:r>
+        <w:t xml:space="preserve">                             #   community list: sorted by node count, clickable</w:t>
+      </w:r>
+    </w:p>
+    <w:p>
+      <w:pPr>
+        <w:spacing w:after="200"/>
+      </w:pPr>
+      <w:r>
+        <w:t xml:space="preserve">                             #   selecting community: highlights nodes in graph</w:t>
+      </w:r>
+    </w:p>
+    <w:p>
+      <w:pPr>
+        <w:spacing w:after="200"/>
+      </w:pPr>
+      <w:r>
+        <w:t xml:space="preserve">                             #   node </w:t>
+      </w:r>
+      <w:proofErr w:type="gramStart"/>
+      <w:r>
+        <w:t>click:</w:t>
+      </w:r>
+      <w:proofErr w:type="gramEnd"/>
+      <w:r>
+        <w:t xml:space="preserve"> right-side detail panel</w:t>
+      </w:r>
+    </w:p>
+    <w:p>
+      <w:pPr>
+        <w:spacing w:after="200"/>
+      </w:pPr>
+      <w:r>
+        <w:t xml:space="preserve">                             #          </w:t>
+      </w:r>
+      <w:proofErr w:type="gramStart"/>
+      <w:r>
+        <w:t xml:space="preserve">   (</w:t>
+      </w:r>
+      <w:proofErr w:type="gramEnd"/>
+      <w:r>
+        <w:t>name, type, description, community, degree)</w:t>
+      </w:r>
+    </w:p>
+    <w:p>
+      <w:pPr>
+        <w:spacing w:after="200"/>
+      </w:pPr>
+    </w:p>
+    <w:p>
+      <w:pPr>
+        <w:spacing w:after="200"/>
+      </w:pPr>
+      <w:proofErr w:type="spellStart"/>
+      <w:r>
+        <w:t>EvaluationPage.jsx</w:t>
+      </w:r>
+      <w:proofErr w:type="spellEnd"/>
+      <w:r>
+        <w:t xml:space="preserve">           # Benchmark results</w:t>
+      </w:r>
+    </w:p>
+    <w:p>
+      <w:pPr>
+        <w:spacing w:after="200"/>
+      </w:pPr>
+      <w:r>
+        <w:t xml:space="preserve">                             #   layout: run new eval form (top) →</w:t>
+      </w:r>
+    </w:p>
+    <w:p>
+      <w:pPr>
+        <w:spacing w:after="200"/>
+      </w:pPr>
+      <w:r>
+        <w:t xml:space="preserve">                             #           results list (left) →</w:t>
+      </w:r>
+    </w:p>
+    <w:p>
+      <w:pPr>
+        <w:spacing w:after="200"/>
+      </w:pPr>
+      <w:r>
+        <w:t xml:space="preserve">                             #           </w:t>
+      </w:r>
+      <w:proofErr w:type="spellStart"/>
+      <w:r>
+        <w:t>EvaluationPanel</w:t>
+      </w:r>
+      <w:proofErr w:type="spellEnd"/>
+      <w:r>
+        <w:t xml:space="preserve"> detail (right)</w:t>
+      </w:r>
+    </w:p>
+    <w:p>
+      <w:pPr>
+        <w:spacing w:after="200"/>
+      </w:pPr>
+      <w:r>
+        <w:t xml:space="preserve">                             #   </w:t>
+      </w:r>
+      <w:proofErr w:type="gramStart"/>
+      <w:r>
+        <w:t>run</w:t>
+      </w:r>
+      <w:proofErr w:type="gramEnd"/>
+      <w:r>
+        <w:t xml:space="preserve"> form: question list input + criteria checkboxes</w:t>
+      </w:r>
+    </w:p>
+    <w:p>
+      <w:pPr>
+        <w:spacing w:after="200"/>
+      </w:pPr>
+      <w:r>
+        <w:t xml:space="preserve">                             #   results list: past eval runs, status badge, timestamp</w:t>
+      </w:r>
+    </w:p>
+    <w:p>
+      <w:pPr>
+        <w:spacing w:after="200"/>
+      </w:pPr>
+      <w:r>
+        <w:t xml:space="preserve">                             #   </w:t>
+      </w:r>
+      <w:proofErr w:type="spellStart"/>
+      <w:r>
+        <w:t>EvaluationPanel</w:t>
+      </w:r>
+      <w:proofErr w:type="spellEnd"/>
+      <w:r>
+        <w:t>: 4-criterion table + judge reasoning</w:t>
+      </w:r>
+    </w:p>
+    <w:p>
+      <w:pPr>
+        <w:spacing w:after="200"/>
+      </w:pPr>
+    </w:p>
+    <w:p>
+      <w:pPr>
+        <w:spacing w:after="200"/>
+      </w:pPr>
+      <w:proofErr w:type="spellStart"/>
+      <w:r>
+        <w:t>IndexingPage.jsx</w:t>
+      </w:r>
+      <w:proofErr w:type="spellEnd"/>
+      <w:r>
+        <w:t xml:space="preserve">             # Pipeline control panel</w:t>
+      </w:r>
+    </w:p>
+    <w:p>
+      <w:pPr>
+        <w:spacing w:after="200"/>
+      </w:pPr>
+      <w:r>
+        <w:t xml:space="preserve">                             #   layout: config form (top) →</w:t>
+      </w:r>
+    </w:p>
+    <w:p>
+      <w:pPr>
+        <w:spacing w:after="200"/>
+      </w:pPr>
+      <w:r>
+        <w:t xml:space="preserve">                             #           </w:t>
+      </w:r>
+      <w:proofErr w:type="spellStart"/>
+      <w:r>
+        <w:t>PipelineStatus</w:t>
+      </w:r>
+      <w:proofErr w:type="spellEnd"/>
+      <w:r>
+        <w:t xml:space="preserve"> (middle) →</w:t>
+      </w:r>
+    </w:p>
+    <w:p>
+      <w:pPr>
+        <w:spacing w:after="200"/>
+      </w:pPr>
+      <w:r>
+        <w:t xml:space="preserve">                             #           artifact stats grid (bottom)</w:t>
+      </w:r>
+    </w:p>
+    <w:p>
+      <w:pPr>
+        <w:spacing w:after="200"/>
+      </w:pPr>
+      <w:r>
+        <w:t xml:space="preserve">                             #   config: </w:t>
+      </w:r>
+      <w:proofErr w:type="spellStart"/>
+      <w:r>
+        <w:t>chunk_size</w:t>
+      </w:r>
+      <w:proofErr w:type="spellEnd"/>
+      <w:r>
+        <w:t xml:space="preserve">, </w:t>
+      </w:r>
+      <w:proofErr w:type="spellStart"/>
+      <w:r>
+        <w:t>chunk_overlap</w:t>
+      </w:r>
+      <w:proofErr w:type="spellEnd"/>
+      <w:r>
+        <w:t xml:space="preserve">, </w:t>
+      </w:r>
+      <w:proofErr w:type="spellStart"/>
+      <w:r>
+        <w:t>gleaning_rounds</w:t>
+      </w:r>
+      <w:proofErr w:type="spellEnd"/>
+      <w:r>
+        <w:t>,</w:t>
+      </w:r>
+    </w:p>
+    <w:p>
+      <w:pPr>
+        <w:spacing w:after="200"/>
+      </w:pPr>
+      <w:r>
+        <w:t xml:space="preserve">                             #           </w:t>
+      </w:r>
+      <w:proofErr w:type="spellStart"/>
+      <w:r>
+        <w:t>force_reindex</w:t>
+      </w:r>
+      <w:proofErr w:type="spellEnd"/>
+      <w:r>
+        <w:t xml:space="preserve"> toggle</w:t>
+      </w:r>
+    </w:p>
+    <w:p>
+      <w:pPr>
+        <w:spacing w:after="200"/>
+      </w:pPr>
+      <w:r>
+        <w:t xml:space="preserve">                             #   artifact stats: chunks, entities, relationships,</w:t>
+      </w:r>
+    </w:p>
+    <w:p>
+      <w:pPr>
+        <w:spacing w:after="200"/>
+      </w:pPr>
+      <w:r>
+        <w:t xml:space="preserve">                             #                   communities per level, summaries</w:t>
+      </w:r>
+    </w:p>
+    <w:p>
+      <w:pPr>
+        <w:spacing w:after="200"/>
+      </w:pPr>
+      <w:r>
+        <w:t xml:space="preserve">                             #   start/stop button (stop = reload page with warning)</w:t>
+      </w:r>
+    </w:p>
+    <w:p>
+      <w:pPr>
+        <w:spacing w:after="200"/>
+        <w:rPr>
+          <w:b/>
+          <w:bCs/>
+        </w:rPr>
+      </w:pPr>
+      <w:r>
+        <w:rPr>
+          <w:b/>
+          <w:bCs/>
+        </w:rPr>
+        <w:t xml:space="preserve">2.7 Utilities — </w:t>
+      </w:r>
+      <w:proofErr w:type="spellStart"/>
+      <w:r>
+        <w:rPr>
+          <w:b/>
+          <w:bCs/>
+        </w:rPr>
+        <w:t>src</w:t>
+      </w:r>
+      <w:proofErr w:type="spellEnd"/>
+      <w:r>
+        <w:rPr>
+          <w:b/>
+          <w:bCs/>
+        </w:rPr>
+        <w:t>/utils/</w:t>
+      </w:r>
+    </w:p>
+    <w:p>
+      <w:pPr>
+        <w:spacing w:after="200"/>
+      </w:pPr>
+      <w:r>
+        <w:t xml:space="preserve">formatters.js                # </w:t>
+      </w:r>
+      <w:proofErr w:type="spellStart"/>
+      <w:r>
+        <w:t>formatNumber</w:t>
+      </w:r>
+      <w:proofErr w:type="spellEnd"/>
+      <w:r>
+        <w:t>(n) → "1,234"</w:t>
+      </w:r>
+    </w:p>
+    <w:p>
+      <w:pPr>
+        <w:spacing w:after="200"/>
+      </w:pPr>
+      <w:r>
+        <w:t xml:space="preserve">                             # </w:t>
+      </w:r>
+      <w:proofErr w:type="spellStart"/>
+      <w:r>
+        <w:t>formatTokens</w:t>
+      </w:r>
+      <w:proofErr w:type="spellEnd"/>
+      <w:r>
+        <w:t>(n) → "1.2K tokens"</w:t>
+      </w:r>
+    </w:p>
+    <w:p>
+      <w:pPr>
+        <w:spacing w:after="200"/>
+      </w:pPr>
+      <w:r>
+        <w:t xml:space="preserve">                             # </w:t>
+      </w:r>
+      <w:proofErr w:type="spellStart"/>
+      <w:r>
+        <w:t>formatCost</w:t>
+      </w:r>
+      <w:proofErr w:type="spellEnd"/>
+      <w:r>
+        <w:t>(</w:t>
+      </w:r>
+      <w:proofErr w:type="spellStart"/>
+      <w:r>
+        <w:t>usd</w:t>
+      </w:r>
+      <w:proofErr w:type="spellEnd"/>
+      <w:r>
+        <w:t>) → "$0.0034"</w:t>
+      </w:r>
+    </w:p>
+    <w:p>
+      <w:pPr>
+        <w:spacing w:after="200"/>
+      </w:pPr>
+      <w:r>
+        <w:t xml:space="preserve">                             # </w:t>
+      </w:r>
+      <w:proofErr w:type="spellStart"/>
+      <w:r>
+        <w:t>formatLatency</w:t>
+      </w:r>
+      <w:proofErr w:type="spellEnd"/>
+      <w:r>
+        <w:t>(</w:t>
+      </w:r>
+      <w:proofErr w:type="spellStart"/>
+      <w:r>
+        <w:t>ms</w:t>
+      </w:r>
+      <w:proofErr w:type="spellEnd"/>
+      <w:r>
+        <w:t>) → "1.2s" or "342ms"</w:t>
+      </w:r>
+    </w:p>
+    <w:p>
+      <w:pPr>
+        <w:spacing w:after="200"/>
+      </w:pPr>
+      <w:r>
+        <w:t xml:space="preserve">                             # </w:t>
+      </w:r>
+      <w:proofErr w:type="spellStart"/>
+      <w:r>
+        <w:t>formatDate</w:t>
+      </w:r>
+      <w:proofErr w:type="spellEnd"/>
+      <w:r>
+        <w:t xml:space="preserve">(iso) → "Mar 6, </w:t>
+      </w:r>
+      <w:proofErr w:type="gramStart"/>
+      <w:r>
+        <w:t>2026</w:t>
+      </w:r>
+      <w:proofErr w:type="gramEnd"/>
+      <w:r>
+        <w:t xml:space="preserve"> 14:32"</w:t>
+      </w:r>
+    </w:p>
+    <w:p>
+      <w:pPr>
+        <w:spacing w:after="200"/>
+      </w:pPr>
+      <w:r>
+        <w:lastRenderedPageBreak/>
+        <w:t xml:space="preserve">                             # </w:t>
+      </w:r>
+      <w:proofErr w:type="spellStart"/>
+      <w:proofErr w:type="gramStart"/>
+      <w:r>
+        <w:t>truncateText</w:t>
+      </w:r>
+      <w:proofErr w:type="spellEnd"/>
+      <w:r>
+        <w:t>(</w:t>
+      </w:r>
+      <w:proofErr w:type="gramEnd"/>
+      <w:r>
+        <w:t xml:space="preserve">text, </w:t>
+      </w:r>
+      <w:proofErr w:type="spellStart"/>
+      <w:r>
+        <w:t>maxChars</w:t>
+      </w:r>
+      <w:proofErr w:type="spellEnd"/>
+      <w:r>
+        <w:t>) → "text..."</w:t>
+      </w:r>
+    </w:p>
+    <w:p>
+      <w:pPr>
+        <w:spacing w:after="200"/>
+      </w:pPr>
+    </w:p>
+    <w:p>
+      <w:pPr>
+        <w:spacing w:after="200"/>
+      </w:pPr>
+      <w:r>
+        <w:t xml:space="preserve">constants.js                 # COMMUNITY_LEVELS: [{value, label, description, </w:t>
+      </w:r>
+      <w:proofErr w:type="spellStart"/>
+      <w:r>
+        <w:t>color</w:t>
+      </w:r>
+      <w:proofErr w:type="spellEnd"/>
+      <w:r>
+        <w:t>}]</w:t>
+      </w:r>
+    </w:p>
+    <w:p>
+      <w:pPr>
+        <w:spacing w:after="200"/>
+      </w:pPr>
+      <w:r>
+        <w:t xml:space="preserve">                             # SAMPLE_QUESTIONS: [{text, category}]</w:t>
+      </w:r>
+    </w:p>
+    <w:p>
+      <w:pPr>
+        <w:spacing w:after="200"/>
+      </w:pPr>
+      <w:r>
+        <w:t xml:space="preserve">                             # EVAL_CRITERIA: [{id, label, description}]</w:t>
+      </w:r>
+    </w:p>
+    <w:p>
+      <w:pPr>
+        <w:spacing w:after="200"/>
+      </w:pPr>
+      <w:r>
+        <w:t xml:space="preserve">                             # PIPELINE_STAGES: [{id, label, icon}]</w:t>
+      </w:r>
+    </w:p>
+    <w:p>
+      <w:pPr>
+        <w:spacing w:after="200"/>
+      </w:pPr>
+      <w:r>
+        <w:t xml:space="preserve">                             # ENTITY_TYPE_COLORS: {PERSON: '#...', ORG: '#...', ...}</w:t>
+      </w:r>
+    </w:p>
+    <w:p>
+      <w:pPr>
+        <w:spacing w:after="200"/>
+      </w:pPr>
+      <w:r>
+        <w:t xml:space="preserve">                             # API_KEY: from </w:t>
+      </w:r>
+      <w:proofErr w:type="spellStart"/>
+      <w:r>
+        <w:t>import.meta.env</w:t>
+      </w:r>
+      <w:proofErr w:type="spellEnd"/>
+    </w:p>
+    <w:p>
+      <w:pPr>
+        <w:spacing w:after="200"/>
+        <w:rPr>
+          <w:b/>
+          <w:bCs/>
+        </w:rPr>
+      </w:pPr>
+      <w:r>
+        <w:rPr>
+          <w:b/>
+          <w:bCs/>
+        </w:rPr>
+        <w:t xml:space="preserve">2.8 Styles — </w:t>
+      </w:r>
+      <w:proofErr w:type="spellStart"/>
+      <w:r>
+        <w:rPr>
+          <w:b/>
+          <w:bCs/>
+        </w:rPr>
+        <w:t>src</w:t>
+      </w:r>
+      <w:proofErr w:type="spellEnd"/>
+      <w:r>
+        <w:rPr>
+          <w:b/>
+          <w:bCs/>
+        </w:rPr>
+        <w:t>/styles/</w:t>
+      </w:r>
+    </w:p>
+    <w:p>
+      <w:pPr>
+        <w:spacing w:after="200"/>
+      </w:pPr>
+      <w:r>
+        <w:t>global.css                   # CSS custom properties (--primary, --</w:t>
+      </w:r>
+      <w:proofErr w:type="spellStart"/>
+      <w:r>
+        <w:t>bg</w:t>
+      </w:r>
+      <w:proofErr w:type="spellEnd"/>
+      <w:r>
+        <w:t>, --text, --border)</w:t>
+      </w:r>
+    </w:p>
+    <w:p>
+      <w:pPr>
+        <w:spacing w:after="200"/>
+      </w:pPr>
+      <w:r>
+        <w:t xml:space="preserve">                             # Dark/light mode variables</w:t>
+      </w:r>
+    </w:p>
+    <w:p>
+      <w:pPr>
+        <w:spacing w:after="200"/>
+      </w:pPr>
+      <w:r>
+        <w:t xml:space="preserve">                             # Base resets, body font, scrollbar styling</w:t>
+      </w:r>
+    </w:p>
+    <w:p>
+      <w:pPr>
+        <w:spacing w:after="200"/>
+      </w:pPr>
+      <w:r>
+        <w:t xml:space="preserve">                             # Typography scale</w:t>
+      </w:r>
+    </w:p>
+    <w:p>
+      <w:pPr>
+        <w:spacing w:after="200"/>
+      </w:pPr>
+    </w:p>
+    <w:p>
+      <w:pPr>
+        <w:spacing w:after="200"/>
+      </w:pPr>
+      <w:r>
+        <w:t xml:space="preserve">components.css               </w:t>
+      </w:r>
+      <w:proofErr w:type="gramStart"/>
+      <w:r>
+        <w:t># .card, .badge, .</w:t>
+      </w:r>
+      <w:proofErr w:type="spellStart"/>
+      <w:r>
+        <w:t>btn</w:t>
+      </w:r>
+      <w:proofErr w:type="spellEnd"/>
+      <w:proofErr w:type="gramEnd"/>
+      <w:r>
+        <w:t>-primary</w:t>
+      </w:r>
+      <w:proofErr w:type="gramStart"/>
+      <w:r>
+        <w:t>, .</w:t>
+      </w:r>
+      <w:proofErr w:type="spellStart"/>
+      <w:r>
+        <w:t>btn</w:t>
+      </w:r>
+      <w:proofErr w:type="spellEnd"/>
+      <w:proofErr w:type="gramEnd"/>
+      <w:r>
+        <w:t>-secondary</w:t>
+      </w:r>
+    </w:p>
+    <w:p>
+      <w:pPr>
+        <w:spacing w:after="200"/>
+      </w:pPr>
+      <w:r>
+        <w:t xml:space="preserve">                             </w:t>
+      </w:r>
+      <w:proofErr w:type="gramStart"/>
+      <w:r>
+        <w:t># .answer</w:t>
+      </w:r>
+      <w:proofErr w:type="gramEnd"/>
+      <w:r>
+        <w:t>-panel</w:t>
+      </w:r>
+      <w:proofErr w:type="gramStart"/>
+      <w:r>
+        <w:t>, .source</w:t>
+      </w:r>
+      <w:proofErr w:type="gramEnd"/>
+      <w:r>
+        <w:t>-item</w:t>
+      </w:r>
+      <w:proofErr w:type="gramStart"/>
+      <w:r>
+        <w:t>, .stage</w:t>
+      </w:r>
+      <w:proofErr w:type="gramEnd"/>
+      <w:r>
+        <w:t>-row</w:t>
+      </w:r>
+    </w:p>
+    <w:p>
+      <w:pPr>
+        <w:spacing w:after="200"/>
+      </w:pPr>
+      <w:r>
+        <w:t xml:space="preserve">                             </w:t>
+      </w:r>
+      <w:proofErr w:type="gramStart"/>
+      <w:r>
+        <w:t># .graph</w:t>
+      </w:r>
+      <w:proofErr w:type="gramEnd"/>
+      <w:r>
+        <w:t>-tooltip</w:t>
+      </w:r>
+      <w:proofErr w:type="gramStart"/>
+      <w:r>
+        <w:t>, .community</w:t>
+      </w:r>
+      <w:proofErr w:type="gramEnd"/>
+      <w:r>
+        <w:t>-tag</w:t>
+      </w:r>
+    </w:p>
+    <w:p>
+      <w:pPr>
+        <w:spacing w:after="200"/>
+      </w:pPr>
+      <w:r>
+        <w:t xml:space="preserve">                             # Responsive breakpoints for panels</w:t>
+      </w:r>
+    </w:p>
+    <w:p>
+      <w:pPr>
+        <w:spacing w:after="200"/>
+      </w:pPr>
+    </w:p>
+    <w:p>
+      <w:pPr>
+        <w:spacing w:after="200"/>
+      </w:pPr>
+      <w:r>
+        <w:t xml:space="preserve">pages.css                    </w:t>
+      </w:r>
+      <w:proofErr w:type="gramStart"/>
+      <w:r>
+        <w:t># .query</w:t>
+      </w:r>
+      <w:proofErr w:type="gramEnd"/>
+      <w:r>
+        <w:t>-page</w:t>
+      </w:r>
+      <w:proofErr w:type="gramStart"/>
+      <w:r>
+        <w:t>, .graph</w:t>
+      </w:r>
+      <w:proofErr w:type="gramEnd"/>
+      <w:r>
+        <w:t>-page</w:t>
+      </w:r>
+      <w:proofErr w:type="gramStart"/>
+      <w:r>
+        <w:t>, .eval</w:t>
+      </w:r>
+      <w:proofErr w:type="gramEnd"/>
+      <w:r>
+        <w:t>-page</w:t>
+      </w:r>
+      <w:proofErr w:type="gramStart"/>
+      <w:r>
+        <w:t>, .indexing</w:t>
+      </w:r>
+      <w:proofErr w:type="gramEnd"/>
+      <w:r>
+        <w:t>-page</w:t>
+      </w:r>
+    </w:p>
+    <w:p>
+      <w:pPr>
+        <w:spacing w:after="200"/>
+      </w:pPr>
+      <w:r>
+        <w:t xml:space="preserve">                             # Grid/flex layout for each page</w:t>
+      </w:r>
+    </w:p>
+    <w:p>
+      <w:pPr>
+        <w:spacing w:after="200"/>
+      </w:pPr>
+      <w:r>
+        <w:t xml:space="preserve">                             # Mobile responsive: stack panels on small screens</w:t>
+      </w:r>
+    </w:p>
+    <w:p>
+      <w:pPr>
+        <w:spacing w:after="200"/>
+      </w:pPr>
+      <w:r>
+        <w:pict w14:anchorId="673A799E">
+          <v:rect id="_x0000_i1053" style="width:0;height:1.5pt" o:hralign="center" o:hrstd="t" o:hr="t" fillcolor="#a0a0a0" stroked="f"/>
+        </w:pict>
+      </w:r>
+    </w:p>
+    <w:p>
+      <w:pPr>
+        <w:spacing w:after="200"/>
+        <w:rPr>
+          <w:b/>
+          <w:bCs/>
+        </w:rPr>
+      </w:pPr>
+      <w:r>
+        <w:rPr>
+          <w:b/>
+          <w:bCs/>
+        </w:rPr>
+        <w:t>Phase 3 — Docs, Scripts &amp; Polish</w:t>
+      </w:r>
+    </w:p>
+    <w:p>
+      <w:pPr>
+        <w:spacing w:after="200"/>
+      </w:pPr>
+      <w:r>
+        <w:rPr>
+          <w:i/>
+          <w:iCs/>
+        </w:rPr>
+        <w:t>Makes the project production-ready and presentable. ~1 day.</w:t>
+      </w:r>
+    </w:p>
+    <w:p>
+      <w:pPr>
+        <w:spacing w:after="200"/>
+        <w:rPr>
+          <w:b/>
+          <w:bCs/>
+        </w:rPr>
+      </w:pPr>
+      <w:r>
+        <w:rPr>
+          <w:b/>
+          <w:bCs/>
+        </w:rPr>
+        <w:t>3.1 Documentation</w:t>
+      </w:r>
+    </w:p>
+    <w:p>
+      <w:pPr>
+        <w:spacing w:after="200"/>
+      </w:pPr>
+      <w:r>
+        <w:t>README.md                    # Project overview with screenshot</w:t>
+      </w:r>
+    </w:p>
+    <w:p>
+      <w:pPr>
+        <w:spacing w:after="200"/>
+      </w:pPr>
+      <w:r>
+        <w:t xml:space="preserve">                             # Quick start (3 commands: clone </w:t>
+      </w:r>
+      <w:proofErr w:type="gramStart"/>
+      <w:r>
+        <w:t>→ .env</w:t>
+      </w:r>
+      <w:proofErr w:type="gramEnd"/>
+      <w:r>
+        <w:t xml:space="preserve"> → docker up)</w:t>
+      </w:r>
+    </w:p>
+    <w:p>
+      <w:pPr>
+        <w:spacing w:after="200"/>
+      </w:pPr>
+      <w:r>
+        <w:t xml:space="preserve">                             # Architecture </w:t>
+      </w:r>
+      <w:proofErr w:type="gramStart"/>
+      <w:r>
+        <w:t>diagram</w:t>
+      </w:r>
+      <w:proofErr w:type="gramEnd"/>
+      <w:r>
+        <w:t xml:space="preserve"> embed</w:t>
+      </w:r>
+    </w:p>
+    <w:p>
+      <w:pPr>
+        <w:spacing w:after="200"/>
+      </w:pPr>
+      <w:r>
+        <w:lastRenderedPageBreak/>
+        <w:t xml:space="preserve">                             # API reference link</w:t>
+      </w:r>
+    </w:p>
+    <w:p>
+      <w:pPr>
+        <w:spacing w:after="200"/>
+      </w:pPr>
+      <w:r>
+        <w:t xml:space="preserve">                             # Evaluation results table</w:t>
+      </w:r>
+    </w:p>
+    <w:p>
+      <w:pPr>
+        <w:spacing w:after="200"/>
+      </w:pPr>
+      <w:r>
+        <w:t xml:space="preserve">                             # Paper citation</w:t>
+      </w:r>
+    </w:p>
+    <w:p>
+      <w:pPr>
+        <w:spacing w:after="200"/>
+      </w:pPr>
+    </w:p>
+    <w:p>
+      <w:pPr>
+        <w:spacing w:after="200"/>
+      </w:pPr>
+      <w:r>
+        <w:t>docs/architecture.md         # Full system design walkthrough</w:t>
+      </w:r>
+    </w:p>
+    <w:p>
+      <w:pPr>
+        <w:spacing w:after="200"/>
+      </w:pPr>
+      <w:r>
+        <w:t xml:space="preserve">                             # Pipeline stage diagram (Mermaid)</w:t>
+      </w:r>
+    </w:p>
+    <w:p>
+      <w:pPr>
+        <w:spacing w:after="200"/>
+      </w:pPr>
+      <w:r>
+        <w:t xml:space="preserve">                             # Query engine comparison table</w:t>
+      </w:r>
+    </w:p>
+    <w:p>
+      <w:pPr>
+        <w:spacing w:after="200"/>
+      </w:pPr>
+      <w:r>
+        <w:t xml:space="preserve">                             # Data flow: raw text → graph → communities → answer</w:t>
+      </w:r>
+    </w:p>
+    <w:p>
+      <w:pPr>
+        <w:spacing w:after="200"/>
+      </w:pPr>
+    </w:p>
+    <w:p>
+      <w:pPr>
+        <w:spacing w:after="200"/>
+      </w:pPr>
+      <w:r>
+        <w:t>docs/api_contract.md         # Every endpoint documented</w:t>
+      </w:r>
+    </w:p>
+    <w:p>
+      <w:pPr>
+        <w:spacing w:after="200"/>
+      </w:pPr>
+      <w:r>
+        <w:t xml:space="preserve">                             # Request/response schemas with examples</w:t>
+      </w:r>
+    </w:p>
+    <w:p>
+      <w:pPr>
+        <w:spacing w:after="200"/>
+      </w:pPr>
+      <w:r>
+        <w:t xml:space="preserve">                             # Auth, error codes, rate limits</w:t>
+      </w:r>
+    </w:p>
+    <w:p>
+      <w:pPr>
+        <w:spacing w:after="200"/>
+      </w:pPr>
+      <w:r>
+        <w:t xml:space="preserve">                             # Generated from </w:t>
+      </w:r>
+      <w:proofErr w:type="spellStart"/>
+      <w:r>
+        <w:t>FastAPI</w:t>
+      </w:r>
+      <w:proofErr w:type="spellEnd"/>
+      <w:r>
+        <w:t xml:space="preserve"> /docs as reference</w:t>
+      </w:r>
+    </w:p>
+    <w:p>
+      <w:pPr>
+        <w:spacing w:after="200"/>
+      </w:pPr>
+    </w:p>
+    <w:p>
+      <w:pPr>
+        <w:spacing w:after="200"/>
+      </w:pPr>
+      <w:r>
+        <w:t>docs/evaluation_results.md   # Benchmark table (4 criteria × 2 systems)</w:t>
+      </w:r>
+    </w:p>
+    <w:p>
+      <w:pPr>
+        <w:spacing w:after="200"/>
+      </w:pPr>
+      <w:r>
+        <w:t xml:space="preserve">                             # Win rates per question type</w:t>
+      </w:r>
+    </w:p>
+    <w:p>
+      <w:pPr>
+        <w:spacing w:after="200"/>
+      </w:pPr>
+      <w:r>
+        <w:t xml:space="preserve">                             # Token cost comparison</w:t>
+      </w:r>
+    </w:p>
+    <w:p>
+      <w:pPr>
+        <w:spacing w:after="200"/>
+      </w:pPr>
+      <w:r>
+        <w:t xml:space="preserve">                             # Sample questions and answers</w:t>
+      </w:r>
+    </w:p>
+    <w:p>
+      <w:pPr>
+        <w:spacing w:after="200"/>
+        <w:rPr>
+          <w:b/>
+          <w:bCs/>
+        </w:rPr>
+      </w:pPr>
+      <w:r>
+        <w:rPr>
+          <w:b/>
+          <w:bCs/>
+        </w:rPr>
+        <w:t>3.2 CLI scripts (complete implementations)</w:t>
+      </w:r>
+    </w:p>
+    <w:p>
+      <w:pPr>
+        <w:spacing w:after="200"/>
+      </w:pPr>
+      <w:r>
+        <w:t xml:space="preserve">scripts/run_indexing.py      # Full pipeline with </w:t>
+      </w:r>
+      <w:proofErr w:type="spellStart"/>
+      <w:r>
+        <w:t>argparse</w:t>
+      </w:r>
+      <w:proofErr w:type="spellEnd"/>
+    </w:p>
+    <w:p>
+      <w:pPr>
+        <w:spacing w:after="200"/>
+      </w:pPr>
+      <w:r>
+        <w:t xml:space="preserve">                             # --data-</w:t>
+      </w:r>
+      <w:proofErr w:type="spellStart"/>
+      <w:r>
+        <w:t>dir</w:t>
+      </w:r>
+      <w:proofErr w:type="spellEnd"/>
+      <w:r>
+        <w:t>, --chunk-size, --gleaning-rounds</w:t>
+      </w:r>
+    </w:p>
+    <w:p>
+      <w:pPr>
+        <w:spacing w:after="200"/>
+      </w:pPr>
+      <w:r>
+        <w:t xml:space="preserve">                             # --resume, --force, --max-chunks (dev mode)</w:t>
+      </w:r>
+    </w:p>
+    <w:p>
+      <w:pPr>
+        <w:spacing w:after="200"/>
+      </w:pPr>
+      <w:r>
+        <w:t xml:space="preserve">                             # progress bar via </w:t>
+      </w:r>
+      <w:proofErr w:type="spellStart"/>
+      <w:r>
+        <w:t>tqdm</w:t>
+      </w:r>
+      <w:proofErr w:type="spellEnd"/>
+    </w:p>
+    <w:p>
+      <w:pPr>
+        <w:spacing w:after="200"/>
+      </w:pPr>
+    </w:p>
+    <w:p>
+      <w:pPr>
+        <w:spacing w:after="200"/>
+      </w:pPr>
+      <w:r>
+        <w:t>scripts/run_evaluation.py    # --questions-file, --criteria, --output-</w:t>
+      </w:r>
+      <w:proofErr w:type="spellStart"/>
+      <w:r>
+        <w:t>dir</w:t>
+      </w:r>
+      <w:proofErr w:type="spellEnd"/>
+    </w:p>
+    <w:p>
+      <w:pPr>
+        <w:spacing w:after="200"/>
+      </w:pPr>
+      <w:r>
+        <w:t xml:space="preserve">                             # --model override, --runs N (for averaging)</w:t>
+      </w:r>
+    </w:p>
+    <w:p>
+      <w:pPr>
+        <w:spacing w:after="200"/>
+      </w:pPr>
+      <w:r>
+        <w:t xml:space="preserve">                             # saves results to data/evaluation/</w:t>
+      </w:r>
+      <w:proofErr w:type="spellStart"/>
+      <w:r>
+        <w:t>results.json</w:t>
+      </w:r>
+      <w:proofErr w:type="spellEnd"/>
+    </w:p>
+    <w:p>
+      <w:pPr>
+        <w:spacing w:after="200"/>
+        <w:rPr>
+          <w:b/>
+          <w:bCs/>
+        </w:rPr>
+      </w:pPr>
+      <w:r>
+        <w:rPr>
+          <w:b/>
+          <w:bCs/>
+        </w:rPr>
+        <w:t>3.3 Sample data</w:t>
+      </w:r>
+    </w:p>
+    <w:p>
+      <w:pPr>
+        <w:spacing w:after="200"/>
+      </w:pPr>
+      <w:r>
+        <w:t>data/raw/</w:t>
+      </w:r>
+      <w:proofErr w:type="spellStart"/>
+      <w:r>
+        <w:t>sample_corpus</w:t>
+      </w:r>
+      <w:proofErr w:type="spellEnd"/>
+      <w:r>
+        <w:t xml:space="preserve">/      # 5 </w:t>
+      </w:r>
+      <w:proofErr w:type="gramStart"/>
+      <w:r>
+        <w:t>representative .</w:t>
+      </w:r>
+      <w:proofErr w:type="spellStart"/>
+      <w:r>
+        <w:t>json</w:t>
+      </w:r>
+      <w:proofErr w:type="spellEnd"/>
+      <w:proofErr w:type="gramEnd"/>
+      <w:r>
+        <w:t xml:space="preserve"> documents</w:t>
+      </w:r>
+    </w:p>
+    <w:p>
+      <w:pPr>
+        <w:spacing w:after="200"/>
+      </w:pPr>
+      <w:r>
+        <w:lastRenderedPageBreak/>
+        <w:t xml:space="preserve">                             # Topic: AI companies (matches </w:t>
+      </w:r>
+      <w:proofErr w:type="spellStart"/>
+      <w:r>
+        <w:t>conftest</w:t>
+      </w:r>
+      <w:proofErr w:type="spellEnd"/>
+      <w:r>
+        <w:t xml:space="preserve"> fixtures)</w:t>
+      </w:r>
+    </w:p>
+    <w:p>
+      <w:pPr>
+        <w:spacing w:after="200"/>
+      </w:pPr>
+      <w:r>
+        <w:t xml:space="preserve">                             # Each ~2000 words → ~10–15 chunks each</w:t>
+      </w:r>
+    </w:p>
+    <w:p>
+      <w:pPr>
+        <w:spacing w:after="200"/>
+      </w:pPr>
+      <w:r>
+        <w:t xml:space="preserve">                             # Enough to produce a meaningful knowledge graph</w:t>
+      </w:r>
+    </w:p>
+    <w:p>
+      <w:pPr>
+        <w:spacing w:after="200"/>
+        <w:rPr>
+          <w:b/>
+          <w:bCs/>
+        </w:rPr>
+      </w:pPr>
+      <w:r>
+        <w:rPr>
+          <w:b/>
+          <w:bCs/>
+        </w:rPr>
+        <w:t>3.4 Notebook</w:t>
+      </w:r>
+    </w:p>
+    <w:p>
+      <w:pPr>
+        <w:spacing w:after="200"/>
+      </w:pPr>
+      <w:r>
+        <w:t>notebooks/</w:t>
+      </w:r>
+      <w:proofErr w:type="spellStart"/>
+      <w:r>
+        <w:t>evaluation_analysis.ipynb</w:t>
+      </w:r>
+      <w:proofErr w:type="spellEnd"/>
+    </w:p>
+    <w:p>
+      <w:pPr>
+        <w:spacing w:after="200"/>
+      </w:pPr>
+      <w:r>
+        <w:t xml:space="preserve">                             # Loads data/evaluation/</w:t>
+      </w:r>
+      <w:proofErr w:type="spellStart"/>
+      <w:r>
+        <w:t>results.json</w:t>
+      </w:r>
+      <w:proofErr w:type="spellEnd"/>
+    </w:p>
+    <w:p>
+      <w:pPr>
+        <w:spacing w:after="200"/>
+      </w:pPr>
+      <w:r>
+        <w:t xml:space="preserve">                             # Plots: win rate bar chart, criterion breakdown</w:t>
+      </w:r>
+    </w:p>
+    <w:p>
+      <w:pPr>
+        <w:spacing w:after="200"/>
+      </w:pPr>
+      <w:r>
+        <w:t xml:space="preserve">                             # Token cost comparison</w:t>
+      </w:r>
+    </w:p>
+    <w:p>
+      <w:pPr>
+        <w:spacing w:after="200"/>
+      </w:pPr>
+      <w:r>
+        <w:t xml:space="preserve">                             # Sample answer comparison (</w:t>
+      </w:r>
+      <w:proofErr w:type="spellStart"/>
+      <w:r>
+        <w:t>GraphRAG</w:t>
+      </w:r>
+      <w:proofErr w:type="spellEnd"/>
+      <w:r>
+        <w:t xml:space="preserve"> vs </w:t>
+      </w:r>
+      <w:proofErr w:type="spellStart"/>
+      <w:r>
+        <w:t>VectorRAG</w:t>
+      </w:r>
+      <w:proofErr w:type="spellEnd"/>
+      <w:r>
+        <w:t>)</w:t>
+      </w:r>
+    </w:p>
+    <w:p>
+      <w:pPr>
+        <w:spacing w:after="200"/>
+        <w:rPr>
+          <w:b/>
+          <w:bCs/>
+        </w:rPr>
+      </w:pPr>
+      <w:r>
+        <w:rPr>
+          <w:b/>
+          <w:bCs/>
+        </w:rPr>
+        <w:t>3.5 Final Docker polish</w:t>
+      </w:r>
+    </w:p>
+    <w:p>
+      <w:pPr>
+        <w:spacing w:after="200"/>
+      </w:pPr>
+      <w:r>
+        <w:t>docker-</w:t>
+      </w:r>
+      <w:proofErr w:type="spellStart"/>
+      <w:r>
+        <w:t>compose.prod.yml</w:t>
+      </w:r>
+      <w:proofErr w:type="spellEnd"/>
+      <w:r>
+        <w:t xml:space="preserve">      # backend (</w:t>
+      </w:r>
+      <w:proofErr w:type="spellStart"/>
+      <w:r>
+        <w:t>gunicorn</w:t>
+      </w:r>
+      <w:proofErr w:type="spellEnd"/>
+      <w:r>
+        <w:t>, 4 workers)</w:t>
+      </w:r>
+    </w:p>
+    <w:p>
+      <w:pPr>
+        <w:spacing w:after="200"/>
+      </w:pPr>
+      <w:r>
+        <w:t xml:space="preserve">                             # frontend (nginx serving built React)</w:t>
+      </w:r>
+    </w:p>
+    <w:p>
+      <w:pPr>
+        <w:spacing w:after="200"/>
+      </w:pPr>
+      <w:r>
+        <w:t xml:space="preserve">                             # nginx (reverse proxy: /</w:t>
+      </w:r>
+      <w:proofErr w:type="spellStart"/>
+      <w:r>
+        <w:t>api</w:t>
+      </w:r>
+      <w:proofErr w:type="spellEnd"/>
+      <w:r>
+        <w:t xml:space="preserve"> → backend, / → frontend)</w:t>
+      </w:r>
+    </w:p>
+    <w:p>
+      <w:pPr>
+        <w:spacing w:after="200"/>
+      </w:pPr>
+      <w:r>
+        <w:t xml:space="preserve">                             # </w:t>
+      </w:r>
+      <w:proofErr w:type="spellStart"/>
+      <w:r>
+        <w:t>redis</w:t>
+      </w:r>
+      <w:proofErr w:type="spellEnd"/>
+      <w:r>
+        <w:t xml:space="preserve"> (persistent)</w:t>
+      </w:r>
+    </w:p>
+    <w:p>
+      <w:pPr>
+        <w:spacing w:after="200"/>
+      </w:pPr>
+      <w:r>
+        <w:t xml:space="preserve">                             # volumes: data/, logs/</w:t>
+      </w:r>
+    </w:p>
+    <w:p>
+      <w:pPr>
+        <w:spacing w:after="200"/>
+      </w:pPr>
+      <w:r>
+        <w:t xml:space="preserve">                             # </w:t>
+      </w:r>
+      <w:proofErr w:type="spellStart"/>
+      <w:r>
+        <w:t>env_file</w:t>
+      </w:r>
+      <w:proofErr w:type="spellEnd"/>
+      <w:proofErr w:type="gramStart"/>
+      <w:r>
+        <w:t>: .</w:t>
+      </w:r>
+      <w:proofErr w:type="spellStart"/>
+      <w:r>
+        <w:t>env</w:t>
+      </w:r>
+      <w:proofErr w:type="gramEnd"/>
+      <w:r>
+        <w:t>.prod</w:t>
+      </w:r>
+      <w:proofErr w:type="spellEnd"/>
+    </w:p>
+    <w:p>
+      <w:pPr>
+        <w:spacing w:after="200"/>
+      </w:pPr>
+    </w:p>
+    <w:p>
+      <w:pPr>
+        <w:spacing w:after="200"/>
+      </w:pPr>
+      <w:r>
+        <w:t>nginx/</w:t>
+      </w:r>
+    </w:p>
+    <w:p>
+      <w:pPr>
+        <w:spacing w:after="200"/>
+      </w:pPr>
+      <w:r>
+        <w:t xml:space="preserve">  </w:t>
+      </w:r>
+      <w:proofErr w:type="spellStart"/>
+      <w:r>
+        <w:t>nginx.conf</w:t>
+      </w:r>
+      <w:proofErr w:type="spellEnd"/>
+      <w:r>
+        <w:t xml:space="preserve">                 # </w:t>
+      </w:r>
+      <w:proofErr w:type="spellStart"/>
+      <w:r>
+        <w:t>gzip</w:t>
+      </w:r>
+      <w:proofErr w:type="spellEnd"/>
+      <w:r>
+        <w:t xml:space="preserve">, cache headers, </w:t>
+      </w:r>
+      <w:proofErr w:type="spellStart"/>
+      <w:r>
+        <w:t>proxy_pass</w:t>
+      </w:r>
+      <w:proofErr w:type="spellEnd"/>
+      <w:r>
+        <w:t xml:space="preserve"> rules</w:t>
+      </w:r>
+    </w:p>
+    <w:p>
+      <w:pPr>
+        <w:spacing w:after="200"/>
+      </w:pPr>
+      <w:r>
+        <w:t xml:space="preserve">                             # /</w:t>
+      </w:r>
+      <w:proofErr w:type="spellStart"/>
+      <w:r>
+        <w:t>api</w:t>
+      </w:r>
+      <w:proofErr w:type="spellEnd"/>
+      <w:r>
+        <w:t>/v1/ → http://backend:8000</w:t>
+      </w:r>
+    </w:p>
+    <w:p>
+      <w:pPr>
+        <w:spacing w:after="200"/>
+      </w:pPr>
+      <w:r>
+        <w:t xml:space="preserve">                             # / → /</w:t>
+      </w:r>
+      <w:proofErr w:type="spellStart"/>
+      <w:r>
+        <w:t>usr</w:t>
+      </w:r>
+      <w:proofErr w:type="spellEnd"/>
+      <w:r>
+        <w:t>/share/nginx/html (React build)</w:t>
+      </w:r>
+    </w:p>
+    <w:p>
+      <w:pPr>
+        <w:spacing w:after="200"/>
+      </w:pPr>
+      <w:r>
+        <w:pict w14:anchorId="49588275">
+          <v:rect id="_x0000_i1054" style="width:0;height:1.5pt" o:hralign="center" o:hrstd="t" o:hr="t" fillcolor="#a0a0a0" stroked="f"/>
+        </w:pict>
+      </w:r>
+    </w:p>
+    <w:p>
+      <w:pPr>
+        <w:spacing w:after="200"/>
+        <w:rPr>
+          <w:b/>
+          <w:bCs/>
+        </w:rPr>
+      </w:pPr>
+      <w:r>
+        <w:rPr>
+          <w:b/>
+          <w:bCs/>
+        </w:rPr>
+        <w:t>Build sequence summary</w:t>
+      </w:r>
+    </w:p>
+    <w:p>
+      <w:pPr>
+        <w:spacing w:after="200"/>
+      </w:pPr>
+      <w:r>
+        <w:t>Phase 1 (Day 1)</w:t>
+      </w:r>
+    </w:p>
+    <w:p>
+      <w:pPr>
+        <w:spacing w:after="200"/>
+      </w:pPr>
+      <w:r>
+        <w:t xml:space="preserve">  └── Infrastructure + Docker + CI/CD + data scaffolding</w:t>
+      </w:r>
+    </w:p>
+    <w:p>
+      <w:pPr>
+        <w:spacing w:after="200"/>
+      </w:pPr>
+    </w:p>
+    <w:p>
+      <w:pPr>
+        <w:spacing w:after="200"/>
+      </w:pPr>
+      <w:r>
+        <w:t>Phase 2 (Days 2–6)</w:t>
+      </w:r>
+    </w:p>
+    <w:p>
+      <w:pPr>
+        <w:spacing w:after="200"/>
+      </w:pPr>
+      <w:r>
+        <w:t xml:space="preserve">  Day 2: Scaffold + API layer (client.js, query.js, indexing.js, graph.js, evaluation.js)</w:t>
+      </w:r>
+    </w:p>
+    <w:p>
+      <w:pPr>
+        <w:spacing w:after="200"/>
+      </w:pPr>
+      <w:r>
+        <w:t xml:space="preserve">  Day 3: Context + hooks + common components (Navbar, Spinner, Error, Toast)</w:t>
+      </w:r>
+    </w:p>
+    <w:p>
+      <w:pPr>
+        <w:spacing w:after="200"/>
+      </w:pPr>
+      <w:r>
+        <w:lastRenderedPageBreak/>
+        <w:t xml:space="preserve">  Day 4: Feature components (</w:t>
+      </w:r>
+      <w:proofErr w:type="spellStart"/>
+      <w:r>
+        <w:t>QueryInput</w:t>
+      </w:r>
+      <w:proofErr w:type="spellEnd"/>
+      <w:r>
+        <w:t xml:space="preserve">, </w:t>
+      </w:r>
+      <w:proofErr w:type="spellStart"/>
+      <w:r>
+        <w:t>AnswerPanel</w:t>
+      </w:r>
+      <w:proofErr w:type="spellEnd"/>
+      <w:r>
+        <w:t xml:space="preserve">, </w:t>
+      </w:r>
+      <w:proofErr w:type="spellStart"/>
+      <w:r>
+        <w:t>SourceList</w:t>
+      </w:r>
+      <w:proofErr w:type="spellEnd"/>
+      <w:r>
+        <w:t xml:space="preserve">, </w:t>
+      </w:r>
+      <w:proofErr w:type="spellStart"/>
+      <w:r>
+        <w:t>PipelineStatus</w:t>
+      </w:r>
+      <w:proofErr w:type="spellEnd"/>
+      <w:r>
+        <w:t>)</w:t>
+      </w:r>
+    </w:p>
+    <w:p>
+      <w:pPr>
+        <w:spacing w:after="200"/>
+      </w:pPr>
+      <w:r>
+        <w:t xml:space="preserve">  Day 5: Feature components (</w:t>
+      </w:r>
+      <w:proofErr w:type="spellStart"/>
+      <w:r>
+        <w:t>GraphVisualizer</w:t>
+      </w:r>
+      <w:proofErr w:type="spellEnd"/>
+      <w:r>
+        <w:t xml:space="preserve">, </w:t>
+      </w:r>
+      <w:proofErr w:type="spellStart"/>
+      <w:r>
+        <w:t>EvaluationPanel</w:t>
+      </w:r>
+      <w:proofErr w:type="spellEnd"/>
+      <w:r>
+        <w:t xml:space="preserve">, </w:t>
+      </w:r>
+      <w:proofErr w:type="spellStart"/>
+      <w:r>
+        <w:t>TokenStats</w:t>
+      </w:r>
+      <w:proofErr w:type="spellEnd"/>
+      <w:r>
+        <w:t xml:space="preserve">, </w:t>
+      </w:r>
+      <w:proofErr w:type="spellStart"/>
+      <w:r>
+        <w:t>SampleQuestions</w:t>
+      </w:r>
+      <w:proofErr w:type="spellEnd"/>
+      <w:r>
+        <w:t>)</w:t>
+      </w:r>
+    </w:p>
+    <w:p>
+      <w:pPr>
+        <w:spacing w:after="200"/>
+      </w:pPr>
+      <w:r>
+        <w:t xml:space="preserve">  Day 6: Pages (</w:t>
+      </w:r>
+      <w:proofErr w:type="spellStart"/>
+      <w:r>
+        <w:t>QueryPage</w:t>
+      </w:r>
+      <w:proofErr w:type="spellEnd"/>
+      <w:r>
+        <w:t xml:space="preserve"> → </w:t>
+      </w:r>
+      <w:proofErr w:type="spellStart"/>
+      <w:r>
+        <w:t>IndexingPage</w:t>
+      </w:r>
+      <w:proofErr w:type="spellEnd"/>
+      <w:r>
+        <w:t xml:space="preserve"> → </w:t>
+      </w:r>
+      <w:proofErr w:type="spellStart"/>
+      <w:r>
+        <w:t>GraphPage</w:t>
+      </w:r>
+      <w:proofErr w:type="spellEnd"/>
+      <w:r>
+        <w:t xml:space="preserve"> → </w:t>
+      </w:r>
+      <w:proofErr w:type="spellStart"/>
+      <w:r>
+        <w:t>EvaluationPage</w:t>
+      </w:r>
+      <w:proofErr w:type="spellEnd"/>
+      <w:r>
+        <w:t>) + styles</w:t>
+      </w:r>
+    </w:p>
+    <w:p>
+      <w:pPr>
+        <w:spacing w:after="200"/>
+      </w:pPr>
+    </w:p>
+    <w:p>
+      <w:pPr>
+        <w:spacing w:after="200"/>
+      </w:pPr>
+      <w:r>
+        <w:t>Phase 3 (Day 7)</w:t>
+      </w:r>
+    </w:p>
+    <w:p>
+      <w:pPr>
+        <w:spacing w:after="200"/>
+      </w:pPr>
+      <w:r>
+        <w:t xml:space="preserve">  └── Docs + scripts + sample data + notebook + prod Docker</w:t>
+      </w:r>
+    </w:p>
+    <w:p>
+      <w:pPr>
+        <w:spacing w:after="200"/>
+      </w:pPr>
     </w:p>
     <w:p>
       <w:pPr>

--- a/Research Paper/Details of Project/GraphRAG_Implementation.docx
+++ b/Research Paper/Details of Project/GraphRAG_Implementation.docx
@@ -4501,13 +4501,8 @@
         <w:spacing w:before="60" w:after="100"/>
       </w:pPr>
       <w:r>
-        <w:t>├── docker-</w:t>
-      </w:r>
-      <w:proofErr w:type="spellStart"/>
-      <w:r>
-        <w:t>compose.prod.yml</w:t>
-      </w:r>
-      <w:proofErr w:type="spellEnd"/>
+        <w:t>├── docker-compose.prod.yml</w:t>
+      </w:r>
     </w:p>
     <w:p>
       <w:pPr>
@@ -8357,15 +8352,7 @@
         <w:spacing w:after="200"/>
       </w:pPr>
       <w:r>
-        <w:t>docker-</w:t>
-      </w:r>
-      <w:proofErr w:type="spellStart"/>
-      <w:r>
-        <w:t>compose.prod.yml</w:t>
-      </w:r>
-      <w:proofErr w:type="spellEnd"/>
-      <w:r>
-        <w:t xml:space="preserve">      # NEW: production compose with nginx reverse proxy</w:t>
+        <w:t>docker-compose.prod.yml      # NEW: production compose with nginx reverse proxy</w:t>
       </w:r>
     </w:p>
     <w:p>
@@ -8499,15 +8486,7 @@
         <w:spacing w:after="200"/>
       </w:pPr>
       <w:r>
-        <w:t xml:space="preserve">  make docker-prod           # docker-compose -f docker-</w:t>
-      </w:r>
-      <w:proofErr w:type="spellStart"/>
-      <w:r>
-        <w:t>compose.prod.yml</w:t>
-      </w:r>
-      <w:proofErr w:type="spellEnd"/>
-      <w:r>
-        <w:t xml:space="preserve"> up</w:t>
+        <w:t xml:space="preserve">  make docker-prod           # docker-compose -f docker-compose.prod.yml up</w:t>
       </w:r>
     </w:p>
     <w:p>
@@ -12334,15 +12313,7 @@
         <w:spacing w:after="200"/>
       </w:pPr>
       <w:r>
-        <w:t>docker-</w:t>
-      </w:r>
-      <w:proofErr w:type="spellStart"/>
-      <w:r>
-        <w:t>compose.prod.yml</w:t>
-      </w:r>
-      <w:proofErr w:type="spellEnd"/>
-      <w:r>
-        <w:t xml:space="preserve">      # backend (</w:t>
+        <w:t>docker-compose.prod.yml      # backend (</w:t>
       </w:r>
       <w:proofErr w:type="spellStart"/>
       <w:r>
